--- a/SRS Report/Ćwiklak Appendix C IEEE 830 Template v5.docx
+++ b/SRS Report/Ćwiklak Appendix C IEEE 830 Template v5.docx
@@ -714,6 +714,1040 @@
     </w:p>
     <w:p>
       <w:pPr>
+        <w:pStyle w:val="NormalWeb"/>
+        <w:numPr>
+          <w:ilvl w:val="0"/>
+          <w:numId w:val="30"/>
+        </w:numPr>
+        <w:spacing w:before="0" w:beforeAutospacing="0" w:after="240" w:afterAutospacing="0"/>
+        <w:rPr>
+          <w:rFonts w:ascii="Franklin Gothic Book" w:hAnsi="Franklin Gothic Book" w:cs="Google Sans Text"/>
+          <w:color w:val="1F1F1F"/>
+          <w:sz w:val="20"/>
+          <w:szCs w:val="20"/>
+        </w:rPr>
+      </w:pPr>
+      <w:r>
+        <w:rPr>
+          <w:rFonts w:ascii="Franklin Gothic Book" w:hAnsi="Franklin Gothic Book" w:cs="Google Sans Text"/>
+          <w:color w:val="1F1F1F"/>
+          <w:sz w:val="20"/>
+          <w:szCs w:val="20"/>
+        </w:rPr>
+        <w:t>Introduction</w:t>
+      </w:r>
+    </w:p>
+    <w:p>
+      <w:pPr>
+        <w:pStyle w:val="NormalWeb"/>
+        <w:spacing w:before="0" w:beforeAutospacing="0" w:after="240" w:afterAutospacing="0"/>
+        <w:ind w:left="720"/>
+        <w:rPr>
+          <w:rFonts w:ascii="Franklin Gothic Book" w:hAnsi="Franklin Gothic Book" w:cs="Google Sans Text"/>
+          <w:color w:val="1F1F1F"/>
+          <w:sz w:val="20"/>
+          <w:szCs w:val="20"/>
+        </w:rPr>
+      </w:pPr>
+      <w:r>
+        <w:rPr>
+          <w:rFonts w:ascii="Franklin Gothic Book" w:hAnsi="Franklin Gothic Book" w:cs="Google Sans Text"/>
+          <w:color w:val="1F1F1F"/>
+          <w:sz w:val="20"/>
+          <w:szCs w:val="20"/>
+        </w:rPr>
+        <w:t>1.1. Purpose</w:t>
+      </w:r>
+    </w:p>
+    <w:p>
+      <w:pPr>
+        <w:pStyle w:val="NormalWeb"/>
+        <w:spacing w:before="0" w:beforeAutospacing="0" w:after="240" w:afterAutospacing="0"/>
+        <w:ind w:left="720"/>
+        <w:rPr>
+          <w:rFonts w:ascii="Franklin Gothic Book" w:hAnsi="Franklin Gothic Book" w:cs="Google Sans Text"/>
+          <w:color w:val="1F1F1F"/>
+          <w:sz w:val="20"/>
+          <w:szCs w:val="20"/>
+        </w:rPr>
+      </w:pPr>
+      <w:r>
+        <w:rPr>
+          <w:rFonts w:ascii="Franklin Gothic Book" w:hAnsi="Franklin Gothic Book" w:cs="Google Sans Text"/>
+          <w:color w:val="1F1F1F"/>
+          <w:sz w:val="20"/>
+          <w:szCs w:val="20"/>
+        </w:rPr>
+        <w:t>1.2. Document Conventions</w:t>
+      </w:r>
+    </w:p>
+    <w:p>
+      <w:pPr>
+        <w:pStyle w:val="NormalWeb"/>
+        <w:spacing w:before="0" w:beforeAutospacing="0" w:after="240" w:afterAutospacing="0"/>
+        <w:ind w:left="720"/>
+        <w:rPr>
+          <w:rFonts w:ascii="Franklin Gothic Book" w:hAnsi="Franklin Gothic Book" w:cs="Google Sans Text"/>
+          <w:color w:val="1F1F1F"/>
+          <w:sz w:val="20"/>
+          <w:szCs w:val="20"/>
+        </w:rPr>
+      </w:pPr>
+      <w:r>
+        <w:rPr>
+          <w:rFonts w:ascii="Franklin Gothic Book" w:hAnsi="Franklin Gothic Book" w:cs="Google Sans Text"/>
+          <w:color w:val="1F1F1F"/>
+          <w:sz w:val="20"/>
+          <w:szCs w:val="20"/>
+        </w:rPr>
+        <w:t>1.3. Intended Audience and Reading Suggestions</w:t>
+      </w:r>
+    </w:p>
+    <w:p>
+      <w:pPr>
+        <w:pStyle w:val="NormalWeb"/>
+        <w:spacing w:before="0" w:beforeAutospacing="0" w:after="240" w:afterAutospacing="0"/>
+        <w:ind w:left="720"/>
+        <w:rPr>
+          <w:rFonts w:ascii="Franklin Gothic Book" w:hAnsi="Franklin Gothic Book" w:cs="Google Sans Text"/>
+          <w:color w:val="1F1F1F"/>
+          <w:sz w:val="20"/>
+          <w:szCs w:val="20"/>
+        </w:rPr>
+      </w:pPr>
+      <w:r>
+        <w:rPr>
+          <w:rFonts w:ascii="Franklin Gothic Book" w:hAnsi="Franklin Gothic Book" w:cs="Google Sans Text"/>
+          <w:color w:val="1F1F1F"/>
+          <w:sz w:val="20"/>
+          <w:szCs w:val="20"/>
+        </w:rPr>
+        <w:t>1.4. Product Scope</w:t>
+      </w:r>
+    </w:p>
+    <w:p>
+      <w:pPr>
+        <w:pStyle w:val="NormalWeb"/>
+        <w:spacing w:before="0" w:beforeAutospacing="0" w:after="240" w:afterAutospacing="0"/>
+        <w:ind w:left="720"/>
+        <w:rPr>
+          <w:rFonts w:ascii="Franklin Gothic Book" w:hAnsi="Franklin Gothic Book" w:cs="Google Sans Text"/>
+          <w:color w:val="1F1F1F"/>
+          <w:sz w:val="20"/>
+          <w:szCs w:val="20"/>
+        </w:rPr>
+      </w:pPr>
+      <w:r>
+        <w:rPr>
+          <w:rFonts w:ascii="Franklin Gothic Book" w:hAnsi="Franklin Gothic Book" w:cs="Google Sans Text"/>
+          <w:color w:val="1F1F1F"/>
+          <w:sz w:val="20"/>
+          <w:szCs w:val="20"/>
+        </w:rPr>
+        <w:t>1.5. References</w:t>
+      </w:r>
+    </w:p>
+    <w:p>
+      <w:pPr>
+        <w:pStyle w:val="NormalWeb"/>
+        <w:numPr>
+          <w:ilvl w:val="0"/>
+          <w:numId w:val="30"/>
+        </w:numPr>
+        <w:spacing w:before="0" w:beforeAutospacing="0" w:after="240" w:afterAutospacing="0"/>
+        <w:rPr>
+          <w:rFonts w:ascii="Franklin Gothic Book" w:hAnsi="Franklin Gothic Book" w:cs="Google Sans Text"/>
+          <w:color w:val="1F1F1F"/>
+          <w:sz w:val="20"/>
+          <w:szCs w:val="20"/>
+        </w:rPr>
+      </w:pPr>
+      <w:r>
+        <w:rPr>
+          <w:rFonts w:ascii="Franklin Gothic Book" w:hAnsi="Franklin Gothic Book" w:cs="Google Sans Text"/>
+          <w:color w:val="1F1F1F"/>
+          <w:sz w:val="20"/>
+          <w:szCs w:val="20"/>
+        </w:rPr>
+        <w:t>Overall Description</w:t>
+      </w:r>
+    </w:p>
+    <w:p>
+      <w:pPr>
+        <w:pStyle w:val="NormalWeb"/>
+        <w:spacing w:before="0" w:beforeAutospacing="0" w:after="240" w:afterAutospacing="0"/>
+        <w:ind w:left="720"/>
+        <w:rPr>
+          <w:rFonts w:ascii="Franklin Gothic Book" w:hAnsi="Franklin Gothic Book" w:cs="Google Sans Text"/>
+          <w:color w:val="1F1F1F"/>
+          <w:sz w:val="20"/>
+          <w:szCs w:val="20"/>
+        </w:rPr>
+      </w:pPr>
+      <w:r>
+        <w:rPr>
+          <w:rFonts w:ascii="Franklin Gothic Book" w:hAnsi="Franklin Gothic Book" w:cs="Google Sans Text"/>
+          <w:color w:val="1F1F1F"/>
+          <w:sz w:val="20"/>
+          <w:szCs w:val="20"/>
+        </w:rPr>
+        <w:t>2.1. Product Perspective</w:t>
+      </w:r>
+    </w:p>
+    <w:p>
+      <w:pPr>
+        <w:pStyle w:val="NormalWeb"/>
+        <w:spacing w:before="0" w:beforeAutospacing="0" w:after="240" w:afterAutospacing="0"/>
+        <w:ind w:left="720"/>
+        <w:rPr>
+          <w:rFonts w:ascii="Franklin Gothic Book" w:hAnsi="Franklin Gothic Book" w:cs="Google Sans Text"/>
+          <w:color w:val="1F1F1F"/>
+          <w:sz w:val="20"/>
+          <w:szCs w:val="20"/>
+        </w:rPr>
+      </w:pPr>
+      <w:r>
+        <w:rPr>
+          <w:rFonts w:ascii="Franklin Gothic Book" w:hAnsi="Franklin Gothic Book" w:cs="Google Sans Text"/>
+          <w:color w:val="1F1F1F"/>
+          <w:sz w:val="20"/>
+          <w:szCs w:val="20"/>
+        </w:rPr>
+        <w:t>2.2. Product Features</w:t>
+      </w:r>
+    </w:p>
+    <w:p>
+      <w:pPr>
+        <w:pStyle w:val="NormalWeb"/>
+        <w:spacing w:before="0" w:beforeAutospacing="0" w:after="240" w:afterAutospacing="0"/>
+        <w:ind w:left="720"/>
+        <w:rPr>
+          <w:rFonts w:ascii="Franklin Gothic Book" w:hAnsi="Franklin Gothic Book" w:cs="Google Sans Text"/>
+          <w:color w:val="1F1F1F"/>
+          <w:sz w:val="20"/>
+          <w:szCs w:val="20"/>
+        </w:rPr>
+      </w:pPr>
+      <w:r>
+        <w:rPr>
+          <w:rFonts w:ascii="Franklin Gothic Book" w:hAnsi="Franklin Gothic Book" w:cs="Google Sans Text"/>
+          <w:color w:val="1F1F1F"/>
+          <w:sz w:val="20"/>
+          <w:szCs w:val="20"/>
+        </w:rPr>
+        <w:t>2.3. User Classes and Characteristics</w:t>
+      </w:r>
+    </w:p>
+    <w:p>
+      <w:pPr>
+        <w:pStyle w:val="NormalWeb"/>
+        <w:spacing w:before="0" w:beforeAutospacing="0" w:after="240" w:afterAutospacing="0"/>
+        <w:ind w:left="720"/>
+        <w:rPr>
+          <w:rFonts w:ascii="Franklin Gothic Book" w:hAnsi="Franklin Gothic Book" w:cs="Google Sans Text"/>
+          <w:color w:val="1F1F1F"/>
+          <w:sz w:val="20"/>
+          <w:szCs w:val="20"/>
+        </w:rPr>
+      </w:pPr>
+      <w:r>
+        <w:rPr>
+          <w:rFonts w:ascii="Franklin Gothic Book" w:hAnsi="Franklin Gothic Book" w:cs="Google Sans Text"/>
+          <w:color w:val="1F1F1F"/>
+          <w:sz w:val="20"/>
+          <w:szCs w:val="20"/>
+        </w:rPr>
+        <w:t>2.4. Operating Environment</w:t>
+      </w:r>
+    </w:p>
+    <w:p>
+      <w:pPr>
+        <w:pStyle w:val="NormalWeb"/>
+        <w:spacing w:before="0" w:beforeAutospacing="0" w:after="240" w:afterAutospacing="0"/>
+        <w:ind w:left="720"/>
+        <w:rPr>
+          <w:rFonts w:ascii="Franklin Gothic Book" w:hAnsi="Franklin Gothic Book" w:cs="Google Sans Text"/>
+          <w:color w:val="1F1F1F"/>
+          <w:sz w:val="20"/>
+          <w:szCs w:val="20"/>
+        </w:rPr>
+      </w:pPr>
+      <w:r>
+        <w:rPr>
+          <w:rFonts w:ascii="Franklin Gothic Book" w:hAnsi="Franklin Gothic Book" w:cs="Google Sans Text"/>
+          <w:color w:val="1F1F1F"/>
+          <w:sz w:val="20"/>
+          <w:szCs w:val="20"/>
+        </w:rPr>
+        <w:t>2.5. Design and Implementation Constraints</w:t>
+      </w:r>
+    </w:p>
+    <w:p>
+      <w:pPr>
+        <w:pStyle w:val="NormalWeb"/>
+        <w:spacing w:before="0" w:beforeAutospacing="0" w:after="240" w:afterAutospacing="0"/>
+        <w:ind w:left="720"/>
+        <w:rPr>
+          <w:rFonts w:ascii="Franklin Gothic Book" w:hAnsi="Franklin Gothic Book" w:cs="Google Sans Text"/>
+          <w:color w:val="1F1F1F"/>
+          <w:sz w:val="20"/>
+          <w:szCs w:val="20"/>
+        </w:rPr>
+      </w:pPr>
+      <w:r>
+        <w:rPr>
+          <w:rFonts w:ascii="Franklin Gothic Book" w:hAnsi="Franklin Gothic Book" w:cs="Google Sans Text"/>
+          <w:color w:val="1F1F1F"/>
+          <w:sz w:val="20"/>
+          <w:szCs w:val="20"/>
+        </w:rPr>
+        <w:t>2.6. User Documentation</w:t>
+      </w:r>
+    </w:p>
+    <w:p>
+      <w:pPr>
+        <w:pStyle w:val="NormalWeb"/>
+        <w:spacing w:before="0" w:beforeAutospacing="0" w:after="240" w:afterAutospacing="0"/>
+        <w:ind w:left="720"/>
+        <w:rPr>
+          <w:rFonts w:ascii="Franklin Gothic Book" w:hAnsi="Franklin Gothic Book" w:cs="Google Sans Text"/>
+          <w:color w:val="1F1F1F"/>
+          <w:sz w:val="20"/>
+          <w:szCs w:val="20"/>
+        </w:rPr>
+      </w:pPr>
+      <w:r>
+        <w:rPr>
+          <w:rFonts w:ascii="Franklin Gothic Book" w:hAnsi="Franklin Gothic Book" w:cs="Google Sans Text"/>
+          <w:color w:val="1F1F1F"/>
+          <w:sz w:val="20"/>
+          <w:szCs w:val="20"/>
+        </w:rPr>
+        <w:t>2.7. Assumptions and Dependencies</w:t>
+      </w:r>
+    </w:p>
+    <w:p>
+      <w:pPr>
+        <w:pStyle w:val="NormalWeb"/>
+        <w:numPr>
+          <w:ilvl w:val="0"/>
+          <w:numId w:val="30"/>
+        </w:numPr>
+        <w:spacing w:before="0" w:beforeAutospacing="0" w:after="240" w:afterAutospacing="0"/>
+        <w:rPr>
+          <w:rFonts w:ascii="Franklin Gothic Book" w:hAnsi="Franklin Gothic Book" w:cs="Google Sans Text"/>
+          <w:color w:val="1F1F1F"/>
+          <w:sz w:val="20"/>
+          <w:szCs w:val="20"/>
+        </w:rPr>
+      </w:pPr>
+      <w:r>
+        <w:rPr>
+          <w:rFonts w:ascii="Franklin Gothic Book" w:hAnsi="Franklin Gothic Book" w:cs="Google Sans Text"/>
+          <w:color w:val="1F1F1F"/>
+          <w:sz w:val="20"/>
+          <w:szCs w:val="20"/>
+        </w:rPr>
+        <w:t>System Features</w:t>
+      </w:r>
+    </w:p>
+    <w:p>
+      <w:pPr>
+        <w:pStyle w:val="NormalWeb"/>
+        <w:spacing w:before="0" w:beforeAutospacing="0" w:after="240" w:afterAutospacing="0"/>
+        <w:ind w:left="720"/>
+        <w:rPr>
+          <w:rFonts w:ascii="Franklin Gothic Book" w:hAnsi="Franklin Gothic Book" w:cs="Google Sans Text"/>
+          <w:color w:val="1F1F1F"/>
+          <w:sz w:val="20"/>
+          <w:szCs w:val="20"/>
+        </w:rPr>
+      </w:pPr>
+      <w:r>
+        <w:rPr>
+          <w:rFonts w:ascii="Franklin Gothic Book" w:hAnsi="Franklin Gothic Book" w:cs="Google Sans Text"/>
+          <w:color w:val="1F1F1F"/>
+          <w:sz w:val="20"/>
+          <w:szCs w:val="20"/>
+        </w:rPr>
+        <w:t>3.1. Location-Based Mapping</w:t>
+      </w:r>
+    </w:p>
+    <w:p>
+      <w:pPr>
+        <w:pStyle w:val="NormalWeb"/>
+        <w:spacing w:before="0" w:beforeAutospacing="0" w:after="240" w:afterAutospacing="0"/>
+        <w:ind w:left="720"/>
+        <w:rPr>
+          <w:rFonts w:ascii="Franklin Gothic Book" w:hAnsi="Franklin Gothic Book" w:cs="Google Sans Text"/>
+          <w:color w:val="1F1F1F"/>
+          <w:sz w:val="20"/>
+          <w:szCs w:val="20"/>
+        </w:rPr>
+      </w:pPr>
+      <w:r>
+        <w:rPr>
+          <w:rFonts w:ascii="Franklin Gothic Book" w:hAnsi="Franklin Gothic Book" w:cs="Google Sans Text"/>
+          <w:color w:val="1F1F1F"/>
+          <w:sz w:val="20"/>
+          <w:szCs w:val="20"/>
+        </w:rPr>
+        <w:t>3.2. Live Seat &amp; Wait Time Tracking</w:t>
+      </w:r>
+    </w:p>
+    <w:p>
+      <w:pPr>
+        <w:pStyle w:val="NormalWeb"/>
+        <w:spacing w:before="0" w:beforeAutospacing="0" w:after="240" w:afterAutospacing="0"/>
+        <w:ind w:left="720"/>
+        <w:rPr>
+          <w:rFonts w:ascii="Franklin Gothic Book" w:hAnsi="Franklin Gothic Book" w:cs="Google Sans Text"/>
+          <w:color w:val="1F1F1F"/>
+          <w:sz w:val="20"/>
+          <w:szCs w:val="20"/>
+        </w:rPr>
+      </w:pPr>
+      <w:r>
+        <w:rPr>
+          <w:rFonts w:ascii="Franklin Gothic Book" w:hAnsi="Franklin Gothic Book" w:cs="Google Sans Text"/>
+          <w:color w:val="1F1F1F"/>
+          <w:sz w:val="20"/>
+          <w:szCs w:val="20"/>
+        </w:rPr>
+        <w:t>3.3. Menu Browsing &amp; Dietary Filtering</w:t>
+      </w:r>
+    </w:p>
+    <w:p>
+      <w:pPr>
+        <w:pStyle w:val="NormalWeb"/>
+        <w:spacing w:before="0" w:beforeAutospacing="0" w:after="240" w:afterAutospacing="0"/>
+        <w:ind w:left="720"/>
+        <w:rPr>
+          <w:rFonts w:ascii="Franklin Gothic Book" w:hAnsi="Franklin Gothic Book" w:cs="Google Sans Text"/>
+          <w:color w:val="1F1F1F"/>
+          <w:sz w:val="20"/>
+          <w:szCs w:val="20"/>
+        </w:rPr>
+      </w:pPr>
+      <w:r>
+        <w:rPr>
+          <w:rFonts w:ascii="Franklin Gothic Book" w:hAnsi="Franklin Gothic Book" w:cs="Google Sans Text"/>
+          <w:color w:val="1F1F1F"/>
+          <w:sz w:val="20"/>
+          <w:szCs w:val="20"/>
+        </w:rPr>
+        <w:t>3.4. Crowdsourced Reporting and Reviews</w:t>
+      </w:r>
+    </w:p>
+    <w:p>
+      <w:pPr>
+        <w:pStyle w:val="NormalWeb"/>
+        <w:numPr>
+          <w:ilvl w:val="0"/>
+          <w:numId w:val="30"/>
+        </w:numPr>
+        <w:spacing w:before="0" w:beforeAutospacing="0" w:after="240" w:afterAutospacing="0"/>
+        <w:rPr>
+          <w:rFonts w:ascii="Franklin Gothic Book" w:hAnsi="Franklin Gothic Book" w:cs="Google Sans Text"/>
+          <w:color w:val="1F1F1F"/>
+          <w:sz w:val="20"/>
+          <w:szCs w:val="20"/>
+        </w:rPr>
+      </w:pPr>
+      <w:r>
+        <w:rPr>
+          <w:rFonts w:ascii="Franklin Gothic Book" w:hAnsi="Franklin Gothic Book" w:cs="Google Sans Text"/>
+          <w:color w:val="1F1F1F"/>
+          <w:sz w:val="20"/>
+          <w:szCs w:val="20"/>
+        </w:rPr>
+        <w:t>External Interface Requirements</w:t>
+      </w:r>
+    </w:p>
+    <w:p>
+      <w:pPr>
+        <w:pStyle w:val="NormalWeb"/>
+        <w:spacing w:before="0" w:beforeAutospacing="0" w:after="240" w:afterAutospacing="0"/>
+        <w:ind w:left="720"/>
+        <w:rPr>
+          <w:rFonts w:ascii="Franklin Gothic Book" w:hAnsi="Franklin Gothic Book" w:cs="Google Sans Text"/>
+          <w:color w:val="1F1F1F"/>
+          <w:sz w:val="20"/>
+          <w:szCs w:val="20"/>
+        </w:rPr>
+      </w:pPr>
+      <w:r>
+        <w:rPr>
+          <w:rFonts w:ascii="Franklin Gothic Book" w:hAnsi="Franklin Gothic Book" w:cs="Google Sans Text"/>
+          <w:color w:val="1F1F1F"/>
+          <w:sz w:val="20"/>
+          <w:szCs w:val="20"/>
+        </w:rPr>
+        <w:t>4.1. User Interfaces Overview</w:t>
+      </w:r>
+    </w:p>
+    <w:p>
+      <w:pPr>
+        <w:pStyle w:val="NormalWeb"/>
+        <w:spacing w:before="0" w:beforeAutospacing="0" w:after="240" w:afterAutospacing="0"/>
+        <w:ind w:left="720"/>
+        <w:rPr>
+          <w:rFonts w:ascii="Franklin Gothic Book" w:hAnsi="Franklin Gothic Book" w:cs="Google Sans Text"/>
+          <w:color w:val="1F1F1F"/>
+          <w:sz w:val="20"/>
+          <w:szCs w:val="20"/>
+        </w:rPr>
+      </w:pPr>
+      <w:r>
+        <w:rPr>
+          <w:rFonts w:ascii="Franklin Gothic Book" w:hAnsi="Franklin Gothic Book" w:cs="Google Sans Text"/>
+          <w:color w:val="1F1F1F"/>
+          <w:sz w:val="20"/>
+          <w:szCs w:val="20"/>
+        </w:rPr>
+        <w:t>4.2. Hardware Interfaces</w:t>
+      </w:r>
+    </w:p>
+    <w:p>
+      <w:pPr>
+        <w:pStyle w:val="NormalWeb"/>
+        <w:spacing w:before="0" w:beforeAutospacing="0" w:after="240" w:afterAutospacing="0"/>
+        <w:ind w:left="720"/>
+        <w:rPr>
+          <w:rFonts w:ascii="Franklin Gothic Book" w:hAnsi="Franklin Gothic Book" w:cs="Google Sans Text"/>
+          <w:color w:val="1F1F1F"/>
+          <w:sz w:val="20"/>
+          <w:szCs w:val="20"/>
+        </w:rPr>
+      </w:pPr>
+      <w:r>
+        <w:rPr>
+          <w:rFonts w:ascii="Franklin Gothic Book" w:hAnsi="Franklin Gothic Book" w:cs="Google Sans Text"/>
+          <w:color w:val="1F1F1F"/>
+          <w:sz w:val="20"/>
+          <w:szCs w:val="20"/>
+        </w:rPr>
+        <w:t>4.3. Software Interfaces</w:t>
+      </w:r>
+    </w:p>
+    <w:p>
+      <w:pPr>
+        <w:pStyle w:val="NormalWeb"/>
+        <w:numPr>
+          <w:ilvl w:val="0"/>
+          <w:numId w:val="30"/>
+        </w:numPr>
+        <w:spacing w:before="0" w:beforeAutospacing="0" w:after="240" w:afterAutospacing="0"/>
+        <w:rPr>
+          <w:rFonts w:ascii="Franklin Gothic Book" w:hAnsi="Franklin Gothic Book" w:cs="Google Sans Text"/>
+          <w:color w:val="1F1F1F"/>
+          <w:sz w:val="20"/>
+          <w:szCs w:val="20"/>
+        </w:rPr>
+      </w:pPr>
+      <w:r>
+        <w:rPr>
+          <w:rFonts w:ascii="Franklin Gothic Book" w:hAnsi="Franklin Gothic Book" w:cs="Google Sans Text"/>
+          <w:color w:val="1F1F1F"/>
+          <w:sz w:val="20"/>
+          <w:szCs w:val="20"/>
+        </w:rPr>
+        <w:t>System Features/Modules</w:t>
+      </w:r>
+    </w:p>
+    <w:p>
+      <w:pPr>
+        <w:pStyle w:val="NormalWeb"/>
+        <w:spacing w:before="0" w:beforeAutospacing="0" w:after="240" w:afterAutospacing="0"/>
+        <w:ind w:left="720"/>
+        <w:rPr>
+          <w:rFonts w:ascii="Franklin Gothic Book" w:hAnsi="Franklin Gothic Book" w:cs="Google Sans Text"/>
+          <w:color w:val="1F1F1F"/>
+          <w:sz w:val="20"/>
+          <w:szCs w:val="20"/>
+        </w:rPr>
+      </w:pPr>
+      <w:r>
+        <w:rPr>
+          <w:rFonts w:ascii="Franklin Gothic Book" w:hAnsi="Franklin Gothic Book" w:cs="Google Sans Text"/>
+          <w:color w:val="1F1F1F"/>
+          <w:sz w:val="20"/>
+          <w:szCs w:val="20"/>
+        </w:rPr>
+        <w:t>5.1. Location-Based Mapping</w:t>
+      </w:r>
+    </w:p>
+    <w:p>
+      <w:pPr>
+        <w:pStyle w:val="NormalWeb"/>
+        <w:spacing w:before="0" w:beforeAutospacing="0" w:after="240" w:afterAutospacing="0"/>
+        <w:ind w:left="720"/>
+        <w:rPr>
+          <w:rFonts w:ascii="Franklin Gothic Book" w:hAnsi="Franklin Gothic Book" w:cs="Google Sans Text"/>
+          <w:color w:val="1F1F1F"/>
+          <w:sz w:val="20"/>
+          <w:szCs w:val="20"/>
+        </w:rPr>
+      </w:pPr>
+      <w:r>
+        <w:rPr>
+          <w:rFonts w:ascii="Franklin Gothic Book" w:hAnsi="Franklin Gothic Book" w:cs="Google Sans Text"/>
+          <w:color w:val="1F1F1F"/>
+          <w:sz w:val="20"/>
+          <w:szCs w:val="20"/>
+        </w:rPr>
+        <w:t>5.1.1 Description and Priority</w:t>
+      </w:r>
+    </w:p>
+    <w:p>
+      <w:pPr>
+        <w:pStyle w:val="NormalWeb"/>
+        <w:spacing w:before="0" w:beforeAutospacing="0" w:after="240" w:afterAutospacing="0"/>
+        <w:ind w:left="720"/>
+        <w:rPr>
+          <w:rFonts w:ascii="Franklin Gothic Book" w:hAnsi="Franklin Gothic Book" w:cs="Google Sans Text"/>
+          <w:color w:val="1F1F1F"/>
+          <w:sz w:val="20"/>
+          <w:szCs w:val="20"/>
+        </w:rPr>
+      </w:pPr>
+      <w:r>
+        <w:rPr>
+          <w:rFonts w:ascii="Franklin Gothic Book" w:hAnsi="Franklin Gothic Book" w:cs="Google Sans Text"/>
+          <w:color w:val="1F1F1F"/>
+          <w:sz w:val="20"/>
+          <w:szCs w:val="20"/>
+        </w:rPr>
+        <w:t>5.1.2 Stimulus/Response Sequences</w:t>
+      </w:r>
+    </w:p>
+    <w:p>
+      <w:pPr>
+        <w:pStyle w:val="NormalWeb"/>
+        <w:spacing w:before="0" w:beforeAutospacing="0" w:after="240" w:afterAutospacing="0"/>
+        <w:ind w:left="720"/>
+        <w:rPr>
+          <w:rFonts w:ascii="Franklin Gothic Book" w:hAnsi="Franklin Gothic Book" w:cs="Google Sans Text"/>
+          <w:color w:val="1F1F1F"/>
+          <w:sz w:val="20"/>
+          <w:szCs w:val="20"/>
+        </w:rPr>
+      </w:pPr>
+      <w:r>
+        <w:rPr>
+          <w:rFonts w:ascii="Franklin Gothic Book" w:hAnsi="Franklin Gothic Book" w:cs="Google Sans Text"/>
+          <w:color w:val="1F1F1F"/>
+          <w:sz w:val="20"/>
+          <w:szCs w:val="20"/>
+        </w:rPr>
+        <w:t>5.1.3 Functional Requirements</w:t>
+      </w:r>
+    </w:p>
+    <w:p>
+      <w:pPr>
+        <w:pStyle w:val="NormalWeb"/>
+        <w:spacing w:before="0" w:beforeAutospacing="0" w:after="240" w:afterAutospacing="0"/>
+        <w:ind w:left="720"/>
+        <w:rPr>
+          <w:rFonts w:ascii="Franklin Gothic Book" w:hAnsi="Franklin Gothic Book" w:cs="Google Sans Text"/>
+          <w:color w:val="1F1F1F"/>
+          <w:sz w:val="20"/>
+          <w:szCs w:val="20"/>
+        </w:rPr>
+      </w:pPr>
+      <w:r>
+        <w:rPr>
+          <w:rFonts w:ascii="Franklin Gothic Book" w:hAnsi="Franklin Gothic Book" w:cs="Google Sans Text"/>
+          <w:color w:val="1F1F1F"/>
+          <w:sz w:val="20"/>
+          <w:szCs w:val="20"/>
+        </w:rPr>
+        <w:t>5.2. Menu Browsing &amp; Dietary Filtering</w:t>
+      </w:r>
+    </w:p>
+    <w:p>
+      <w:pPr>
+        <w:pStyle w:val="NormalWeb"/>
+        <w:spacing w:before="0" w:beforeAutospacing="0" w:after="240" w:afterAutospacing="0"/>
+        <w:ind w:left="720"/>
+        <w:rPr>
+          <w:rFonts w:ascii="Franklin Gothic Book" w:hAnsi="Franklin Gothic Book" w:cs="Google Sans Text"/>
+          <w:color w:val="1F1F1F"/>
+          <w:sz w:val="20"/>
+          <w:szCs w:val="20"/>
+        </w:rPr>
+      </w:pPr>
+      <w:r>
+        <w:rPr>
+          <w:rFonts w:ascii="Franklin Gothic Book" w:hAnsi="Franklin Gothic Book" w:cs="Google Sans Text"/>
+          <w:color w:val="1F1F1F"/>
+          <w:sz w:val="20"/>
+          <w:szCs w:val="20"/>
+        </w:rPr>
+        <w:lastRenderedPageBreak/>
+        <w:t>5.2.1 Description and Priority</w:t>
+      </w:r>
+    </w:p>
+    <w:p>
+      <w:pPr>
+        <w:pStyle w:val="NormalWeb"/>
+        <w:spacing w:before="0" w:beforeAutospacing="0" w:after="240" w:afterAutospacing="0"/>
+        <w:ind w:left="720"/>
+        <w:rPr>
+          <w:rFonts w:ascii="Franklin Gothic Book" w:hAnsi="Franklin Gothic Book" w:cs="Google Sans Text"/>
+          <w:color w:val="1F1F1F"/>
+          <w:sz w:val="20"/>
+          <w:szCs w:val="20"/>
+        </w:rPr>
+      </w:pPr>
+      <w:r>
+        <w:rPr>
+          <w:rFonts w:ascii="Franklin Gothic Book" w:hAnsi="Franklin Gothic Book" w:cs="Google Sans Text"/>
+          <w:color w:val="1F1F1F"/>
+          <w:sz w:val="20"/>
+          <w:szCs w:val="20"/>
+        </w:rPr>
+        <w:t>5.2.2 Stimulus/Response Sequences</w:t>
+      </w:r>
+    </w:p>
+    <w:p>
+      <w:pPr>
+        <w:pStyle w:val="NormalWeb"/>
+        <w:spacing w:before="0" w:beforeAutospacing="0" w:after="240" w:afterAutospacing="0"/>
+        <w:ind w:left="720"/>
+        <w:rPr>
+          <w:rFonts w:ascii="Franklin Gothic Book" w:hAnsi="Franklin Gothic Book" w:cs="Google Sans Text"/>
+          <w:color w:val="1F1F1F"/>
+          <w:sz w:val="20"/>
+          <w:szCs w:val="20"/>
+        </w:rPr>
+      </w:pPr>
+      <w:r>
+        <w:rPr>
+          <w:rFonts w:ascii="Franklin Gothic Book" w:hAnsi="Franklin Gothic Book" w:cs="Google Sans Text"/>
+          <w:color w:val="1F1F1F"/>
+          <w:sz w:val="20"/>
+          <w:szCs w:val="20"/>
+        </w:rPr>
+        <w:t>5.2.3 Functional Requirements</w:t>
+      </w:r>
+    </w:p>
+    <w:p>
+      <w:pPr>
+        <w:pStyle w:val="NormalWeb"/>
+        <w:spacing w:before="0" w:beforeAutospacing="0" w:after="240" w:afterAutospacing="0"/>
+        <w:ind w:left="720"/>
+        <w:rPr>
+          <w:rFonts w:ascii="Franklin Gothic Book" w:hAnsi="Franklin Gothic Book" w:cs="Google Sans Text"/>
+          <w:color w:val="1F1F1F"/>
+          <w:sz w:val="20"/>
+          <w:szCs w:val="20"/>
+        </w:rPr>
+      </w:pPr>
+      <w:r>
+        <w:rPr>
+          <w:rFonts w:ascii="Franklin Gothic Book" w:hAnsi="Franklin Gothic Book" w:cs="Google Sans Text"/>
+          <w:color w:val="1F1F1F"/>
+          <w:sz w:val="20"/>
+          <w:szCs w:val="20"/>
+        </w:rPr>
+        <w:t>5.3. Live Seat &amp; Wait Time Tracking</w:t>
+      </w:r>
+    </w:p>
+    <w:p>
+      <w:pPr>
+        <w:pStyle w:val="NormalWeb"/>
+        <w:spacing w:before="0" w:beforeAutospacing="0" w:after="240" w:afterAutospacing="0"/>
+        <w:ind w:left="720"/>
+        <w:rPr>
+          <w:rFonts w:ascii="Franklin Gothic Book" w:hAnsi="Franklin Gothic Book" w:cs="Google Sans Text"/>
+          <w:color w:val="1F1F1F"/>
+          <w:sz w:val="20"/>
+          <w:szCs w:val="20"/>
+        </w:rPr>
+      </w:pPr>
+      <w:r>
+        <w:rPr>
+          <w:rFonts w:ascii="Franklin Gothic Book" w:hAnsi="Franklin Gothic Book" w:cs="Google Sans Text"/>
+          <w:color w:val="1F1F1F"/>
+          <w:sz w:val="20"/>
+          <w:szCs w:val="20"/>
+        </w:rPr>
+        <w:t>5.3.1 Description and Priority</w:t>
+      </w:r>
+    </w:p>
+    <w:p>
+      <w:pPr>
+        <w:pStyle w:val="NormalWeb"/>
+        <w:spacing w:before="0" w:beforeAutospacing="0" w:after="240" w:afterAutospacing="0"/>
+        <w:ind w:left="720"/>
+        <w:rPr>
+          <w:rFonts w:ascii="Franklin Gothic Book" w:hAnsi="Franklin Gothic Book" w:cs="Google Sans Text"/>
+          <w:color w:val="1F1F1F"/>
+          <w:sz w:val="20"/>
+          <w:szCs w:val="20"/>
+        </w:rPr>
+      </w:pPr>
+      <w:r>
+        <w:rPr>
+          <w:rFonts w:ascii="Franklin Gothic Book" w:hAnsi="Franklin Gothic Book" w:cs="Google Sans Text"/>
+          <w:color w:val="1F1F1F"/>
+          <w:sz w:val="20"/>
+          <w:szCs w:val="20"/>
+        </w:rPr>
+        <w:t>5.3.2 Stimulus/Response Sequences</w:t>
+      </w:r>
+    </w:p>
+    <w:p>
+      <w:pPr>
+        <w:pStyle w:val="NormalWeb"/>
+        <w:spacing w:before="0" w:beforeAutospacing="0" w:after="240" w:afterAutospacing="0"/>
+        <w:ind w:left="720"/>
+        <w:rPr>
+          <w:rFonts w:ascii="Franklin Gothic Book" w:hAnsi="Franklin Gothic Book" w:cs="Google Sans Text"/>
+          <w:color w:val="1F1F1F"/>
+          <w:sz w:val="20"/>
+          <w:szCs w:val="20"/>
+        </w:rPr>
+      </w:pPr>
+      <w:r>
+        <w:rPr>
+          <w:rFonts w:ascii="Franklin Gothic Book" w:hAnsi="Franklin Gothic Book" w:cs="Google Sans Text"/>
+          <w:color w:val="1F1F1F"/>
+          <w:sz w:val="20"/>
+          <w:szCs w:val="20"/>
+        </w:rPr>
+        <w:t>5.3.3 Functional Requirements</w:t>
+      </w:r>
+    </w:p>
+    <w:p>
+      <w:pPr>
+        <w:pStyle w:val="NormalWeb"/>
+        <w:spacing w:before="0" w:beforeAutospacing="0" w:after="240" w:afterAutospacing="0"/>
+        <w:ind w:left="720"/>
+        <w:rPr>
+          <w:rFonts w:ascii="Franklin Gothic Book" w:hAnsi="Franklin Gothic Book" w:cs="Google Sans Text"/>
+          <w:color w:val="1F1F1F"/>
+          <w:sz w:val="20"/>
+          <w:szCs w:val="20"/>
+        </w:rPr>
+      </w:pPr>
+      <w:r>
+        <w:rPr>
+          <w:rFonts w:ascii="Franklin Gothic Book" w:hAnsi="Franklin Gothic Book" w:cs="Google Sans Text"/>
+          <w:color w:val="1F1F1F"/>
+          <w:sz w:val="20"/>
+          <w:szCs w:val="20"/>
+        </w:rPr>
+        <w:t>5.4. Crowdsourced Reporting and Reviews</w:t>
+      </w:r>
+    </w:p>
+    <w:p>
+      <w:pPr>
+        <w:pStyle w:val="NormalWeb"/>
+        <w:spacing w:before="0" w:beforeAutospacing="0" w:after="240" w:afterAutospacing="0"/>
+        <w:ind w:left="720"/>
+        <w:rPr>
+          <w:rFonts w:ascii="Franklin Gothic Book" w:hAnsi="Franklin Gothic Book" w:cs="Google Sans Text"/>
+          <w:color w:val="1F1F1F"/>
+          <w:sz w:val="20"/>
+          <w:szCs w:val="20"/>
+        </w:rPr>
+      </w:pPr>
+      <w:r>
+        <w:rPr>
+          <w:rFonts w:ascii="Franklin Gothic Book" w:hAnsi="Franklin Gothic Book" w:cs="Google Sans Text"/>
+          <w:color w:val="1F1F1F"/>
+          <w:sz w:val="20"/>
+          <w:szCs w:val="20"/>
+        </w:rPr>
+        <w:t>5.4.1 Description and Priority</w:t>
+      </w:r>
+    </w:p>
+    <w:p>
+      <w:pPr>
+        <w:pStyle w:val="NormalWeb"/>
+        <w:spacing w:before="0" w:beforeAutospacing="0" w:after="240" w:afterAutospacing="0"/>
+        <w:ind w:left="720"/>
+        <w:rPr>
+          <w:rFonts w:ascii="Franklin Gothic Book" w:hAnsi="Franklin Gothic Book" w:cs="Google Sans Text"/>
+          <w:color w:val="1F1F1F"/>
+          <w:sz w:val="20"/>
+          <w:szCs w:val="20"/>
+        </w:rPr>
+      </w:pPr>
+      <w:r>
+        <w:rPr>
+          <w:rFonts w:ascii="Franklin Gothic Book" w:hAnsi="Franklin Gothic Book" w:cs="Google Sans Text"/>
+          <w:color w:val="1F1F1F"/>
+          <w:sz w:val="20"/>
+          <w:szCs w:val="20"/>
+        </w:rPr>
+        <w:t>5.4.2 Stimulus/Response Sequences</w:t>
+      </w:r>
+    </w:p>
+    <w:p>
+      <w:pPr>
+        <w:pStyle w:val="NormalWeb"/>
+        <w:spacing w:before="0" w:beforeAutospacing="0" w:after="240" w:afterAutospacing="0"/>
+        <w:ind w:left="720"/>
+        <w:rPr>
+          <w:rFonts w:ascii="Franklin Gothic Book" w:hAnsi="Franklin Gothic Book" w:cs="Google Sans Text"/>
+          <w:color w:val="1F1F1F"/>
+          <w:sz w:val="20"/>
+          <w:szCs w:val="20"/>
+        </w:rPr>
+      </w:pPr>
+      <w:r>
+        <w:rPr>
+          <w:rFonts w:ascii="Franklin Gothic Book" w:hAnsi="Franklin Gothic Book" w:cs="Google Sans Text"/>
+          <w:color w:val="1F1F1F"/>
+          <w:sz w:val="20"/>
+          <w:szCs w:val="20"/>
+        </w:rPr>
+        <w:t>5.4.3 Functional Requirements</w:t>
+      </w:r>
+    </w:p>
+    <w:p>
+      <w:pPr>
+        <w:pStyle w:val="NormalWeb"/>
+        <w:numPr>
+          <w:ilvl w:val="0"/>
+          <w:numId w:val="30"/>
+        </w:numPr>
+        <w:spacing w:before="0" w:beforeAutospacing="0" w:after="240" w:afterAutospacing="0"/>
+        <w:rPr>
+          <w:rFonts w:ascii="Franklin Gothic Book" w:hAnsi="Franklin Gothic Book" w:cs="Google Sans Text"/>
+          <w:color w:val="1F1F1F"/>
+          <w:sz w:val="20"/>
+          <w:szCs w:val="20"/>
+        </w:rPr>
+      </w:pPr>
+      <w:r>
+        <w:rPr>
+          <w:rFonts w:ascii="Franklin Gothic Book" w:hAnsi="Franklin Gothic Book" w:cs="Google Sans Text"/>
+          <w:color w:val="1F1F1F"/>
+          <w:sz w:val="20"/>
+          <w:szCs w:val="20"/>
+        </w:rPr>
+        <w:t>Nonfunctional Requirements</w:t>
+      </w:r>
+    </w:p>
+    <w:p>
+      <w:pPr>
+        <w:pStyle w:val="NormalWeb"/>
+        <w:spacing w:before="0" w:beforeAutospacing="0" w:after="240" w:afterAutospacing="0"/>
+        <w:ind w:left="720"/>
+        <w:rPr>
+          <w:rFonts w:ascii="Franklin Gothic Book" w:hAnsi="Franklin Gothic Book" w:cs="Google Sans Text"/>
+          <w:color w:val="1F1F1F"/>
+          <w:sz w:val="20"/>
+          <w:szCs w:val="20"/>
+        </w:rPr>
+      </w:pPr>
+      <w:r>
+        <w:rPr>
+          <w:rFonts w:ascii="Franklin Gothic Book" w:hAnsi="Franklin Gothic Book" w:cs="Google Sans Text"/>
+          <w:color w:val="1F1F1F"/>
+          <w:sz w:val="20"/>
+          <w:szCs w:val="20"/>
+        </w:rPr>
+        <w:t>6.1. Performance</w:t>
+      </w:r>
+    </w:p>
+    <w:p>
+      <w:pPr>
+        <w:pStyle w:val="NormalWeb"/>
+        <w:spacing w:before="0" w:beforeAutospacing="0" w:after="240" w:afterAutospacing="0"/>
+        <w:ind w:left="720"/>
+        <w:rPr>
+          <w:rFonts w:ascii="Franklin Gothic Book" w:hAnsi="Franklin Gothic Book" w:cs="Google Sans Text"/>
+          <w:color w:val="1F1F1F"/>
+          <w:sz w:val="20"/>
+          <w:szCs w:val="20"/>
+        </w:rPr>
+      </w:pPr>
+      <w:r>
+        <w:rPr>
+          <w:rFonts w:ascii="Franklin Gothic Book" w:hAnsi="Franklin Gothic Book" w:cs="Google Sans Text"/>
+          <w:color w:val="1F1F1F"/>
+          <w:sz w:val="20"/>
+          <w:szCs w:val="20"/>
+        </w:rPr>
+        <w:t>6.2. Security &amp; Privacy</w:t>
+      </w:r>
+    </w:p>
+    <w:p>
+      <w:pPr>
+        <w:pStyle w:val="NormalWeb"/>
+        <w:spacing w:before="0" w:beforeAutospacing="0" w:after="240" w:afterAutospacing="0"/>
+        <w:ind w:left="720"/>
+        <w:rPr>
+          <w:rFonts w:ascii="Franklin Gothic Book" w:hAnsi="Franklin Gothic Book" w:cs="Google Sans Text"/>
+          <w:color w:val="1F1F1F"/>
+          <w:sz w:val="20"/>
+          <w:szCs w:val="20"/>
+        </w:rPr>
+      </w:pPr>
+      <w:r>
+        <w:rPr>
+          <w:rFonts w:ascii="Franklin Gothic Book" w:hAnsi="Franklin Gothic Book" w:cs="Google Sans Text"/>
+          <w:color w:val="1F1F1F"/>
+          <w:sz w:val="20"/>
+          <w:szCs w:val="20"/>
+        </w:rPr>
+        <w:t>6.3. Usability</w:t>
+      </w:r>
+    </w:p>
+    <w:p>
+      <w:pPr>
+        <w:pStyle w:val="NormalWeb"/>
+        <w:spacing w:before="0" w:beforeAutospacing="0" w:after="240" w:afterAutospacing="0"/>
+        <w:ind w:left="720"/>
+        <w:rPr>
+          <w:rFonts w:ascii="Franklin Gothic Book" w:hAnsi="Franklin Gothic Book" w:cs="Google Sans Text"/>
+          <w:color w:val="1F1F1F"/>
+          <w:sz w:val="20"/>
+          <w:szCs w:val="20"/>
+        </w:rPr>
+      </w:pPr>
+      <w:r>
+        <w:rPr>
+          <w:rFonts w:ascii="Franklin Gothic Book" w:hAnsi="Franklin Gothic Book" w:cs="Google Sans Text"/>
+          <w:color w:val="1F1F1F"/>
+          <w:sz w:val="20"/>
+          <w:szCs w:val="20"/>
+        </w:rPr>
+        <w:t>6.4. Reliability &amp; Availability</w:t>
+      </w:r>
+    </w:p>
+    <w:p>
+      <w:pPr>
+        <w:pStyle w:val="NormalWeb"/>
+        <w:numPr>
+          <w:ilvl w:val="0"/>
+          <w:numId w:val="30"/>
+        </w:numPr>
+        <w:spacing w:before="0" w:beforeAutospacing="0" w:after="240" w:afterAutospacing="0"/>
+        <w:rPr>
+          <w:rFonts w:ascii="Franklin Gothic Book" w:hAnsi="Franklin Gothic Book" w:cs="Google Sans Text"/>
+          <w:color w:val="1F1F1F"/>
+          <w:sz w:val="20"/>
+          <w:szCs w:val="20"/>
+        </w:rPr>
+      </w:pPr>
+      <w:r>
+        <w:rPr>
+          <w:rFonts w:ascii="Franklin Gothic Book" w:hAnsi="Franklin Gothic Book" w:cs="Google Sans Text"/>
+          <w:color w:val="1F1F1F"/>
+          <w:sz w:val="20"/>
+          <w:szCs w:val="20"/>
+        </w:rPr>
+        <w:t>Diagrams of the project</w:t>
+      </w:r>
+    </w:p>
+    <w:p>
+      <w:pPr>
         <w:shd w:val="clear" w:color="auto" w:fill="FFFFFF"/>
         <w:spacing w:before="240" w:after="0" w:line="240" w:lineRule="auto"/>
         <w:rPr>
@@ -735,22 +1769,143 @@
           <w:rFonts w:ascii="Franklin Gothic Heavy" w:eastAsia="Times New Roman" w:hAnsi="Franklin Gothic Heavy" w:cstheme="majorBidi"/>
           <w:color w:val="373D3F"/>
           <w:kern w:val="0"/>
-          <w:sz w:val="20"/>
-          <w:szCs w:val="20"/>
-          <w:lang w:val="en-US" w:eastAsia="en-GB"/>
-          <w14:ligatures w14:val="none"/>
-        </w:rPr>
-      </w:pPr>
-      <w:r>
-        <w:rPr>
-          <w:rFonts w:ascii="Franklin Gothic Heavy" w:eastAsia="Times New Roman" w:hAnsi="Franklin Gothic Heavy" w:cstheme="majorBidi"/>
-          <w:color w:val="373D3F"/>
-          <w:kern w:val="0"/>
           <w:sz w:val="40"/>
           <w:szCs w:val="40"/>
           <w:lang w:val="en-US" w:eastAsia="en-GB"/>
           <w14:ligatures w14:val="none"/>
         </w:rPr>
+      </w:pPr>
+    </w:p>
+    <w:p>
+      <w:pPr>
+        <w:shd w:val="clear" w:color="auto" w:fill="FFFFFF"/>
+        <w:spacing w:before="240" w:after="0" w:line="240" w:lineRule="auto"/>
+        <w:rPr>
+          <w:rFonts w:ascii="Franklin Gothic Heavy" w:eastAsia="Times New Roman" w:hAnsi="Franklin Gothic Heavy" w:cstheme="majorBidi"/>
+          <w:color w:val="373D3F"/>
+          <w:kern w:val="0"/>
+          <w:sz w:val="40"/>
+          <w:szCs w:val="40"/>
+          <w:lang w:val="en-US" w:eastAsia="en-GB"/>
+          <w14:ligatures w14:val="none"/>
+        </w:rPr>
+      </w:pPr>
+    </w:p>
+    <w:p>
+      <w:pPr>
+        <w:shd w:val="clear" w:color="auto" w:fill="FFFFFF"/>
+        <w:spacing w:before="240" w:after="0" w:line="240" w:lineRule="auto"/>
+        <w:rPr>
+          <w:rFonts w:ascii="Franklin Gothic Heavy" w:eastAsia="Times New Roman" w:hAnsi="Franklin Gothic Heavy" w:cstheme="majorBidi"/>
+          <w:color w:val="373D3F"/>
+          <w:kern w:val="0"/>
+          <w:sz w:val="40"/>
+          <w:szCs w:val="40"/>
+          <w:lang w:val="en-US" w:eastAsia="en-GB"/>
+          <w14:ligatures w14:val="none"/>
+        </w:rPr>
+      </w:pPr>
+    </w:p>
+    <w:p>
+      <w:pPr>
+        <w:shd w:val="clear" w:color="auto" w:fill="FFFFFF"/>
+        <w:spacing w:before="240" w:after="0" w:line="240" w:lineRule="auto"/>
+        <w:rPr>
+          <w:rFonts w:ascii="Franklin Gothic Heavy" w:eastAsia="Times New Roman" w:hAnsi="Franklin Gothic Heavy" w:cstheme="majorBidi"/>
+          <w:color w:val="373D3F"/>
+          <w:kern w:val="0"/>
+          <w:sz w:val="40"/>
+          <w:szCs w:val="40"/>
+          <w:lang w:val="en-US" w:eastAsia="en-GB"/>
+          <w14:ligatures w14:val="none"/>
+        </w:rPr>
+      </w:pPr>
+    </w:p>
+    <w:p>
+      <w:pPr>
+        <w:shd w:val="clear" w:color="auto" w:fill="FFFFFF"/>
+        <w:spacing w:before="240" w:after="0" w:line="240" w:lineRule="auto"/>
+        <w:rPr>
+          <w:rFonts w:ascii="Franklin Gothic Heavy" w:eastAsia="Times New Roman" w:hAnsi="Franklin Gothic Heavy" w:cstheme="majorBidi"/>
+          <w:color w:val="373D3F"/>
+          <w:kern w:val="0"/>
+          <w:sz w:val="40"/>
+          <w:szCs w:val="40"/>
+          <w:lang w:val="en-US" w:eastAsia="en-GB"/>
+          <w14:ligatures w14:val="none"/>
+        </w:rPr>
+      </w:pPr>
+    </w:p>
+    <w:p>
+      <w:pPr>
+        <w:shd w:val="clear" w:color="auto" w:fill="FFFFFF"/>
+        <w:spacing w:before="240" w:after="0" w:line="240" w:lineRule="auto"/>
+        <w:rPr>
+          <w:rFonts w:ascii="Franklin Gothic Heavy" w:eastAsia="Times New Roman" w:hAnsi="Franklin Gothic Heavy" w:cstheme="majorBidi"/>
+          <w:color w:val="373D3F"/>
+          <w:kern w:val="0"/>
+          <w:sz w:val="40"/>
+          <w:szCs w:val="40"/>
+          <w:lang w:val="en-US" w:eastAsia="en-GB"/>
+          <w14:ligatures w14:val="none"/>
+        </w:rPr>
+      </w:pPr>
+    </w:p>
+    <w:p>
+      <w:pPr>
+        <w:shd w:val="clear" w:color="auto" w:fill="FFFFFF"/>
+        <w:spacing w:before="240" w:after="0" w:line="240" w:lineRule="auto"/>
+        <w:rPr>
+          <w:rFonts w:ascii="Franklin Gothic Heavy" w:eastAsia="Times New Roman" w:hAnsi="Franklin Gothic Heavy" w:cstheme="majorBidi"/>
+          <w:color w:val="373D3F"/>
+          <w:kern w:val="0"/>
+          <w:sz w:val="40"/>
+          <w:szCs w:val="40"/>
+          <w:lang w:val="en-US" w:eastAsia="en-GB"/>
+          <w14:ligatures w14:val="none"/>
+        </w:rPr>
+      </w:pPr>
+    </w:p>
+    <w:p>
+      <w:pPr>
+        <w:shd w:val="clear" w:color="auto" w:fill="FFFFFF"/>
+        <w:spacing w:before="240" w:after="0" w:line="240" w:lineRule="auto"/>
+        <w:rPr>
+          <w:rFonts w:ascii="Franklin Gothic Heavy" w:eastAsia="Times New Roman" w:hAnsi="Franklin Gothic Heavy" w:cstheme="majorBidi"/>
+          <w:color w:val="373D3F"/>
+          <w:kern w:val="0"/>
+          <w:sz w:val="40"/>
+          <w:szCs w:val="40"/>
+          <w:lang w:val="en-US" w:eastAsia="en-GB"/>
+          <w14:ligatures w14:val="none"/>
+        </w:rPr>
+      </w:pPr>
+    </w:p>
+    <w:p>
+      <w:pPr>
+        <w:shd w:val="clear" w:color="auto" w:fill="FFFFFF"/>
+        <w:spacing w:before="240" w:after="0" w:line="240" w:lineRule="auto"/>
+        <w:rPr>
+          <w:rFonts w:ascii="Franklin Gothic Heavy" w:eastAsia="Times New Roman" w:hAnsi="Franklin Gothic Heavy" w:cstheme="majorBidi"/>
+          <w:color w:val="373D3F"/>
+          <w:kern w:val="0"/>
+          <w:sz w:val="20"/>
+          <w:szCs w:val="20"/>
+          <w:lang w:val="en-US" w:eastAsia="en-GB"/>
+          <w14:ligatures w14:val="none"/>
+        </w:rPr>
+      </w:pPr>
+      <w:r>
+        <w:rPr>
+          <w:rFonts w:ascii="Franklin Gothic Heavy" w:eastAsia="Times New Roman" w:hAnsi="Franklin Gothic Heavy" w:cstheme="majorBidi"/>
+          <w:color w:val="373D3F"/>
+          <w:kern w:val="0"/>
+          <w:sz w:val="40"/>
+          <w:szCs w:val="40"/>
+          <w:lang w:val="en-US" w:eastAsia="en-GB"/>
+          <w14:ligatures w14:val="none"/>
+        </w:rPr>
+        <w:lastRenderedPageBreak/>
         <w:t>Revision history</w:t>
       </w:r>
     </w:p>
@@ -1957,31 +3112,7 @@
                 <w:lang w:val="en-US" w:eastAsia="en-GB"/>
                 <w14:ligatures w14:val="none"/>
               </w:rPr>
-              <w:t>21</w:t>
-            </w:r>
-            <w:r>
-              <w:rPr>
-                <w:rFonts w:ascii="Franklin Gothic Book" w:eastAsia="Times New Roman" w:hAnsi="Franklin Gothic Book" w:cstheme="majorBidi"/>
-                <w:color w:val="3A3A3A" w:themeColor="background2" w:themeShade="40"/>
-                <w:kern w:val="0"/>
-                <w:sz w:val="22"/>
-                <w:szCs w:val="22"/>
-                <w:lang w:val="en-US" w:eastAsia="en-GB"/>
-                <w14:ligatures w14:val="none"/>
-              </w:rPr>
-              <w:t>.0</w:t>
-            </w:r>
-            <w:r>
-              <w:rPr>
-                <w:rFonts w:ascii="Franklin Gothic Book" w:eastAsia="Times New Roman" w:hAnsi="Franklin Gothic Book" w:cstheme="majorBidi"/>
-                <w:color w:val="3A3A3A" w:themeColor="background2" w:themeShade="40"/>
-                <w:kern w:val="0"/>
-                <w:sz w:val="22"/>
-                <w:szCs w:val="22"/>
-                <w:lang w:val="en-US" w:eastAsia="en-GB"/>
-                <w14:ligatures w14:val="none"/>
-              </w:rPr>
-              <w:t>4</w:t>
+              <w:t>21.04</w:t>
             </w:r>
             <w:r>
               <w:rPr>
@@ -2241,17 +3372,31 @@
         </w:rPr>
         <w:t xml:space="preserve">. The project shall showcase </w:t>
       </w:r>
-      <w:r>
-        <w:rPr>
-          <w:rFonts w:ascii="Franklin Gothic Book" w:eastAsia="Times New Roman" w:hAnsi="Franklin Gothic Book" w:cstheme="majorBidi"/>
-          <w:color w:val="373D3F"/>
-          <w:kern w:val="0"/>
-          <w:sz w:val="20"/>
-          <w:szCs w:val="20"/>
-          <w:lang w:val="en-US" w:eastAsia="en-GB"/>
-          <w14:ligatures w14:val="none"/>
-        </w:rPr>
-        <w:t>all of the dining places around</w:t>
+      <w:proofErr w:type="gramStart"/>
+      <w:r>
+        <w:rPr>
+          <w:rFonts w:ascii="Franklin Gothic Book" w:eastAsia="Times New Roman" w:hAnsi="Franklin Gothic Book" w:cstheme="majorBidi"/>
+          <w:color w:val="373D3F"/>
+          <w:kern w:val="0"/>
+          <w:sz w:val="20"/>
+          <w:szCs w:val="20"/>
+          <w:lang w:val="en-US" w:eastAsia="en-GB"/>
+          <w14:ligatures w14:val="none"/>
+        </w:rPr>
+        <w:t>all of</w:t>
+      </w:r>
+      <w:proofErr w:type="gramEnd"/>
+      <w:r>
+        <w:rPr>
+          <w:rFonts w:ascii="Franklin Gothic Book" w:eastAsia="Times New Roman" w:hAnsi="Franklin Gothic Book" w:cstheme="majorBidi"/>
+          <w:color w:val="373D3F"/>
+          <w:kern w:val="0"/>
+          <w:sz w:val="20"/>
+          <w:szCs w:val="20"/>
+          <w:lang w:val="en-US" w:eastAsia="en-GB"/>
+          <w14:ligatures w14:val="none"/>
+        </w:rPr>
+        <w:t xml:space="preserve"> the dining places around</w:t>
       </w:r>
       <w:r>
         <w:rPr>
@@ -2275,7 +3420,33 @@
           <w:lang w:val="en-US" w:eastAsia="en-GB"/>
           <w14:ligatures w14:val="none"/>
         </w:rPr>
-        <w:t xml:space="preserve"> inform the user about the menu, pricing and dietary specifications of the food at said place. The project shall show said locations on a map, and inform the user about their locations.</w:t>
+        <w:t xml:space="preserve"> inform the user about the menu, pricing and dietary specifications of the food at said place. The project shall show said locations on a </w:t>
+      </w:r>
+      <w:proofErr w:type="gramStart"/>
+      <w:r>
+        <w:rPr>
+          <w:rFonts w:ascii="Franklin Gothic Book" w:eastAsia="Times New Roman" w:hAnsi="Franklin Gothic Book" w:cstheme="majorBidi"/>
+          <w:color w:val="373D3F"/>
+          <w:kern w:val="0"/>
+          <w:sz w:val="20"/>
+          <w:szCs w:val="20"/>
+          <w:lang w:val="en-US" w:eastAsia="en-GB"/>
+          <w14:ligatures w14:val="none"/>
+        </w:rPr>
+        <w:t>map, and</w:t>
+      </w:r>
+      <w:proofErr w:type="gramEnd"/>
+      <w:r>
+        <w:rPr>
+          <w:rFonts w:ascii="Franklin Gothic Book" w:eastAsia="Times New Roman" w:hAnsi="Franklin Gothic Book" w:cstheme="majorBidi"/>
+          <w:color w:val="373D3F"/>
+          <w:kern w:val="0"/>
+          <w:sz w:val="20"/>
+          <w:szCs w:val="20"/>
+          <w:lang w:val="en-US" w:eastAsia="en-GB"/>
+          <w14:ligatures w14:val="none"/>
+        </w:rPr>
+        <w:t xml:space="preserve"> inform the user about their locations.</w:t>
       </w:r>
     </w:p>
     <w:p>
@@ -2565,7 +3736,33 @@
           <w:lang w:val="en-US" w:eastAsia="en-GB"/>
           <w14:ligatures w14:val="none"/>
         </w:rPr>
-        <w:t xml:space="preserve">are to make sure that the final product meets all the requirements aforementioned in this documentation. The </w:t>
+        <w:t xml:space="preserve">are to make sure that the final product meets all the requirements </w:t>
+      </w:r>
+      <w:proofErr w:type="gramStart"/>
+      <w:r>
+        <w:rPr>
+          <w:rFonts w:ascii="Franklin Gothic Book" w:eastAsia="Times New Roman" w:hAnsi="Franklin Gothic Book" w:cstheme="majorBidi"/>
+          <w:color w:val="373D3F"/>
+          <w:kern w:val="0"/>
+          <w:sz w:val="20"/>
+          <w:szCs w:val="20"/>
+          <w:lang w:val="en-US" w:eastAsia="en-GB"/>
+          <w14:ligatures w14:val="none"/>
+        </w:rPr>
+        <w:t>aforementioned in</w:t>
+      </w:r>
+      <w:proofErr w:type="gramEnd"/>
+      <w:r>
+        <w:rPr>
+          <w:rFonts w:ascii="Franklin Gothic Book" w:eastAsia="Times New Roman" w:hAnsi="Franklin Gothic Book" w:cstheme="majorBidi"/>
+          <w:color w:val="373D3F"/>
+          <w:kern w:val="0"/>
+          <w:sz w:val="20"/>
+          <w:szCs w:val="20"/>
+          <w:lang w:val="en-US" w:eastAsia="en-GB"/>
+          <w14:ligatures w14:val="none"/>
+        </w:rPr>
+        <w:t xml:space="preserve"> this documentation. The </w:t>
       </w:r>
       <w:r>
         <w:rPr>
@@ -2591,7 +3788,33 @@
           <w:lang w:val="en-US" w:eastAsia="en-GB"/>
           <w14:ligatures w14:val="none"/>
         </w:rPr>
-        <w:t xml:space="preserve">are to get to know and understand the product in order to prepare effective marketing strategies. The </w:t>
+        <w:t xml:space="preserve">are to get to know and understand the product </w:t>
+      </w:r>
+      <w:proofErr w:type="gramStart"/>
+      <w:r>
+        <w:rPr>
+          <w:rFonts w:ascii="Franklin Gothic Book" w:eastAsia="Times New Roman" w:hAnsi="Franklin Gothic Book" w:cstheme="majorBidi"/>
+          <w:color w:val="373D3F"/>
+          <w:kern w:val="0"/>
+          <w:sz w:val="20"/>
+          <w:szCs w:val="20"/>
+          <w:lang w:val="en-US" w:eastAsia="en-GB"/>
+          <w14:ligatures w14:val="none"/>
+        </w:rPr>
+        <w:t>in order to</w:t>
+      </w:r>
+      <w:proofErr w:type="gramEnd"/>
+      <w:r>
+        <w:rPr>
+          <w:rFonts w:ascii="Franklin Gothic Book" w:eastAsia="Times New Roman" w:hAnsi="Franklin Gothic Book" w:cstheme="majorBidi"/>
+          <w:color w:val="373D3F"/>
+          <w:kern w:val="0"/>
+          <w:sz w:val="20"/>
+          <w:szCs w:val="20"/>
+          <w:lang w:val="en-US" w:eastAsia="en-GB"/>
+          <w14:ligatures w14:val="none"/>
+        </w:rPr>
+        <w:t xml:space="preserve"> prepare effective marketing strategies. The </w:t>
       </w:r>
       <w:r>
         <w:rPr>
@@ -2645,7 +3868,33 @@
           <w:lang w:val="en-US" w:eastAsia="en-GB"/>
           <w14:ligatures w14:val="none"/>
         </w:rPr>
-        <w:t>For each one of the reader types a certain order of reading the chapters is recommended:</w:t>
+        <w:t xml:space="preserve">For each one of the </w:t>
+      </w:r>
+      <w:proofErr w:type="gramStart"/>
+      <w:r>
+        <w:rPr>
+          <w:rFonts w:ascii="Franklin Gothic Book" w:eastAsia="Times New Roman" w:hAnsi="Franklin Gothic Book" w:cstheme="majorBidi"/>
+          <w:color w:val="373D3F"/>
+          <w:kern w:val="0"/>
+          <w:sz w:val="20"/>
+          <w:szCs w:val="20"/>
+          <w:lang w:val="en-US" w:eastAsia="en-GB"/>
+          <w14:ligatures w14:val="none"/>
+        </w:rPr>
+        <w:t>reader</w:t>
+      </w:r>
+      <w:proofErr w:type="gramEnd"/>
+      <w:r>
+        <w:rPr>
+          <w:rFonts w:ascii="Franklin Gothic Book" w:eastAsia="Times New Roman" w:hAnsi="Franklin Gothic Book" w:cstheme="majorBidi"/>
+          <w:color w:val="373D3F"/>
+          <w:kern w:val="0"/>
+          <w:sz w:val="20"/>
+          <w:szCs w:val="20"/>
+          <w:lang w:val="en-US" w:eastAsia="en-GB"/>
+          <w14:ligatures w14:val="none"/>
+        </w:rPr>
+        <w:t xml:space="preserve"> types a certain order of reading the chapters is recommended:</w:t>
       </w:r>
     </w:p>
     <w:p>
@@ -2692,8 +3941,22 @@
           <w:lang w:val="en-US" w:eastAsia="en-GB"/>
           <w14:ligatures w14:val="none"/>
         </w:rPr>
-        <w:t>(0, 1, 2, )</w:t>
-      </w:r>
+        <w:t>(0, 1, 2</w:t>
+      </w:r>
+      <w:proofErr w:type="gramStart"/>
+      <w:r>
+        <w:rPr>
+          <w:rFonts w:ascii="Franklin Gothic Book" w:eastAsia="Times New Roman" w:hAnsi="Franklin Gothic Book" w:cstheme="majorBidi"/>
+          <w:color w:val="373D3F"/>
+          <w:kern w:val="0"/>
+          <w:sz w:val="20"/>
+          <w:szCs w:val="20"/>
+          <w:lang w:val="en-US" w:eastAsia="en-GB"/>
+          <w14:ligatures w14:val="none"/>
+        </w:rPr>
+        <w:t>, )</w:t>
+      </w:r>
+      <w:proofErr w:type="gramEnd"/>
     </w:p>
     <w:p>
       <w:pPr>
@@ -4026,6 +5289,7 @@
         </w:rPr>
         <w:t xml:space="preserve">The project heavily depends on a third-party mapping/geolocation API (such as Google Maps or </w:t>
       </w:r>
+      <w:proofErr w:type="spellStart"/>
       <w:r>
         <w:rPr>
           <w:rFonts w:ascii="Franklin Gothic Book" w:eastAsia="Times New Roman" w:hAnsi="Franklin Gothic Book" w:cstheme="majorBidi"/>
@@ -4038,6 +5302,7 @@
         </w:rPr>
         <w:t>OpenSourceMap</w:t>
       </w:r>
+      <w:proofErr w:type="spellEnd"/>
       <w:r>
         <w:rPr>
           <w:rFonts w:ascii="Franklin Gothic Book" w:eastAsia="Times New Roman" w:hAnsi="Franklin Gothic Book" w:cstheme="majorBidi"/>
@@ -4870,7 +6135,55 @@
           <w:lang w:val="en-US" w:eastAsia="en-GB"/>
           <w14:ligatures w14:val="none"/>
         </w:rPr>
-        <w:t>: The software requires access to the device's integrated GPS and location services hardware to accurately pull the user's current latitude (currentLat) and longitude (currentLon). This data is strictly necessary to calculate walking distances to nearby restaurants and plot the map.</w:t>
+        <w:t>: The software requires access to the device's integrated GPS and location services hardware to accurately pull the user's current latitude (</w:t>
+      </w:r>
+      <w:proofErr w:type="spellStart"/>
+      <w:r>
+        <w:rPr>
+          <w:rFonts w:ascii="Franklin Gothic Book" w:eastAsia="Times New Roman" w:hAnsi="Franklin Gothic Book" w:cstheme="majorBidi"/>
+          <w:kern w:val="0"/>
+          <w:sz w:val="20"/>
+          <w:szCs w:val="20"/>
+          <w:lang w:val="en-US" w:eastAsia="en-GB"/>
+          <w14:ligatures w14:val="none"/>
+        </w:rPr>
+        <w:t>currentLat</w:t>
+      </w:r>
+      <w:proofErr w:type="spellEnd"/>
+      <w:r>
+        <w:rPr>
+          <w:rFonts w:ascii="Franklin Gothic Book" w:eastAsia="Times New Roman" w:hAnsi="Franklin Gothic Book" w:cstheme="majorBidi"/>
+          <w:kern w:val="0"/>
+          <w:sz w:val="20"/>
+          <w:szCs w:val="20"/>
+          <w:lang w:val="en-US" w:eastAsia="en-GB"/>
+          <w14:ligatures w14:val="none"/>
+        </w:rPr>
+        <w:t>) and longitude (</w:t>
+      </w:r>
+      <w:proofErr w:type="spellStart"/>
+      <w:r>
+        <w:rPr>
+          <w:rFonts w:ascii="Franklin Gothic Book" w:eastAsia="Times New Roman" w:hAnsi="Franklin Gothic Book" w:cstheme="majorBidi"/>
+          <w:kern w:val="0"/>
+          <w:sz w:val="20"/>
+          <w:szCs w:val="20"/>
+          <w:lang w:val="en-US" w:eastAsia="en-GB"/>
+          <w14:ligatures w14:val="none"/>
+        </w:rPr>
+        <w:t>currentLon</w:t>
+      </w:r>
+      <w:proofErr w:type="spellEnd"/>
+      <w:r>
+        <w:rPr>
+          <w:rFonts w:ascii="Franklin Gothic Book" w:eastAsia="Times New Roman" w:hAnsi="Franklin Gothic Book" w:cstheme="majorBidi"/>
+          <w:kern w:val="0"/>
+          <w:sz w:val="20"/>
+          <w:szCs w:val="20"/>
+          <w:lang w:val="en-US" w:eastAsia="en-GB"/>
+          <w14:ligatures w14:val="none"/>
+        </w:rPr>
+        <w:t>). This data is strictly necessary to calculate walking distances to nearby restaurants and plot the map.</w:t>
       </w:r>
     </w:p>
     <w:p>
@@ -5413,7 +6726,92 @@
           <w:lang w:val="en-US" w:eastAsia="en-GB"/>
           <w14:ligatures w14:val="none"/>
         </w:rPr>
-        <w:t>: The system retrieves the user's currentLat and currentLon, fetches nearby restaurants via the getNearbyRestaurants() method, and displays them on the map.</w:t>
+        <w:t xml:space="preserve">: The system retrieves the user's </w:t>
+      </w:r>
+      <w:proofErr w:type="spellStart"/>
+      <w:r>
+        <w:rPr>
+          <w:rFonts w:ascii="Franklin Gothic Book" w:eastAsia="Times New Roman" w:hAnsi="Franklin Gothic Book" w:cstheme="majorBidi"/>
+          <w:kern w:val="0"/>
+          <w:sz w:val="20"/>
+          <w:szCs w:val="20"/>
+          <w:lang w:val="en-US" w:eastAsia="en-GB"/>
+          <w14:ligatures w14:val="none"/>
+        </w:rPr>
+        <w:t>currentLat</w:t>
+      </w:r>
+      <w:proofErr w:type="spellEnd"/>
+      <w:r>
+        <w:rPr>
+          <w:rFonts w:ascii="Franklin Gothic Book" w:eastAsia="Times New Roman" w:hAnsi="Franklin Gothic Book" w:cstheme="majorBidi"/>
+          <w:kern w:val="0"/>
+          <w:sz w:val="20"/>
+          <w:szCs w:val="20"/>
+          <w:lang w:val="en-US" w:eastAsia="en-GB"/>
+          <w14:ligatures w14:val="none"/>
+        </w:rPr>
+        <w:t xml:space="preserve"> and </w:t>
+      </w:r>
+      <w:proofErr w:type="spellStart"/>
+      <w:r>
+        <w:rPr>
+          <w:rFonts w:ascii="Franklin Gothic Book" w:eastAsia="Times New Roman" w:hAnsi="Franklin Gothic Book" w:cstheme="majorBidi"/>
+          <w:kern w:val="0"/>
+          <w:sz w:val="20"/>
+          <w:szCs w:val="20"/>
+          <w:lang w:val="en-US" w:eastAsia="en-GB"/>
+          <w14:ligatures w14:val="none"/>
+        </w:rPr>
+        <w:t>currentLon</w:t>
+      </w:r>
+      <w:proofErr w:type="spellEnd"/>
+      <w:r>
+        <w:rPr>
+          <w:rFonts w:ascii="Franklin Gothic Book" w:eastAsia="Times New Roman" w:hAnsi="Franklin Gothic Book" w:cstheme="majorBidi"/>
+          <w:kern w:val="0"/>
+          <w:sz w:val="20"/>
+          <w:szCs w:val="20"/>
+          <w:lang w:val="en-US" w:eastAsia="en-GB"/>
+          <w14:ligatures w14:val="none"/>
+        </w:rPr>
+        <w:t xml:space="preserve">, fetches nearby restaurants via the </w:t>
+      </w:r>
+      <w:proofErr w:type="spellStart"/>
+      <w:proofErr w:type="gramStart"/>
+      <w:r>
+        <w:rPr>
+          <w:rFonts w:ascii="Franklin Gothic Book" w:eastAsia="Times New Roman" w:hAnsi="Franklin Gothic Book" w:cstheme="majorBidi"/>
+          <w:kern w:val="0"/>
+          <w:sz w:val="20"/>
+          <w:szCs w:val="20"/>
+          <w:lang w:val="en-US" w:eastAsia="en-GB"/>
+          <w14:ligatures w14:val="none"/>
+        </w:rPr>
+        <w:t>getNearbyRestaurants</w:t>
+      </w:r>
+      <w:proofErr w:type="spellEnd"/>
+      <w:r>
+        <w:rPr>
+          <w:rFonts w:ascii="Franklin Gothic Book" w:eastAsia="Times New Roman" w:hAnsi="Franklin Gothic Book" w:cstheme="majorBidi"/>
+          <w:kern w:val="0"/>
+          <w:sz w:val="20"/>
+          <w:szCs w:val="20"/>
+          <w:lang w:val="en-US" w:eastAsia="en-GB"/>
+          <w14:ligatures w14:val="none"/>
+        </w:rPr>
+        <w:t>(</w:t>
+      </w:r>
+      <w:proofErr w:type="gramEnd"/>
+      <w:r>
+        <w:rPr>
+          <w:rFonts w:ascii="Franklin Gothic Book" w:eastAsia="Times New Roman" w:hAnsi="Franklin Gothic Book" w:cstheme="majorBidi"/>
+          <w:kern w:val="0"/>
+          <w:sz w:val="20"/>
+          <w:szCs w:val="20"/>
+          <w:lang w:val="en-US" w:eastAsia="en-GB"/>
+          <w14:ligatures w14:val="none"/>
+        </w:rPr>
+        <w:t>) method, and displays them on the map.</w:t>
       </w:r>
     </w:p>
     <w:p>
@@ -5575,7 +6973,44 @@
           <w:lang w:val="en-US" w:eastAsia="en-GB"/>
           <w14:ligatures w14:val="none"/>
         </w:rPr>
-        <w:t>: The system shall calculate and display the walking distance from the user's location to the selected restaurant using the calculateWalkDistance() function.</w:t>
+        <w:t xml:space="preserve">: The system shall calculate and display the walking distance from the user's location to the selected restaurant using the </w:t>
+      </w:r>
+      <w:proofErr w:type="spellStart"/>
+      <w:proofErr w:type="gramStart"/>
+      <w:r>
+        <w:rPr>
+          <w:rFonts w:ascii="Franklin Gothic Book" w:eastAsia="Times New Roman" w:hAnsi="Franklin Gothic Book" w:cstheme="majorBidi"/>
+          <w:kern w:val="0"/>
+          <w:sz w:val="20"/>
+          <w:szCs w:val="20"/>
+          <w:lang w:val="en-US" w:eastAsia="en-GB"/>
+          <w14:ligatures w14:val="none"/>
+        </w:rPr>
+        <w:t>calculateWalkDistance</w:t>
+      </w:r>
+      <w:proofErr w:type="spellEnd"/>
+      <w:r>
+        <w:rPr>
+          <w:rFonts w:ascii="Franklin Gothic Book" w:eastAsia="Times New Roman" w:hAnsi="Franklin Gothic Book" w:cstheme="majorBidi"/>
+          <w:kern w:val="0"/>
+          <w:sz w:val="20"/>
+          <w:szCs w:val="20"/>
+          <w:lang w:val="en-US" w:eastAsia="en-GB"/>
+          <w14:ligatures w14:val="none"/>
+        </w:rPr>
+        <w:t>(</w:t>
+      </w:r>
+      <w:proofErr w:type="gramEnd"/>
+      <w:r>
+        <w:rPr>
+          <w:rFonts w:ascii="Franklin Gothic Book" w:eastAsia="Times New Roman" w:hAnsi="Franklin Gothic Book" w:cstheme="majorBidi"/>
+          <w:kern w:val="0"/>
+          <w:sz w:val="20"/>
+          <w:szCs w:val="20"/>
+          <w:lang w:val="en-US" w:eastAsia="en-GB"/>
+          <w14:ligatures w14:val="none"/>
+        </w:rPr>
+        <w:t>) function.</w:t>
       </w:r>
     </w:p>
     <w:p>
@@ -5891,7 +7326,33 @@
           <w:lang w:val="en-US" w:eastAsia="en-GB"/>
           <w14:ligatures w14:val="none"/>
         </w:rPr>
-        <w:t>The user sets their dietaryPreferences in the filter menu.</w:t>
+        <w:t xml:space="preserve">The user sets their </w:t>
+      </w:r>
+      <w:proofErr w:type="spellStart"/>
+      <w:r>
+        <w:rPr>
+          <w:rFonts w:ascii="Franklin Gothic Book" w:eastAsia="Times New Roman" w:hAnsi="Franklin Gothic Book" w:cstheme="majorBidi"/>
+          <w:color w:val="373D3F"/>
+          <w:kern w:val="0"/>
+          <w:sz w:val="20"/>
+          <w:szCs w:val="20"/>
+          <w:lang w:val="en-US" w:eastAsia="en-GB"/>
+          <w14:ligatures w14:val="none"/>
+        </w:rPr>
+        <w:t>dietaryPreferences</w:t>
+      </w:r>
+      <w:proofErr w:type="spellEnd"/>
+      <w:r>
+        <w:rPr>
+          <w:rFonts w:ascii="Franklin Gothic Book" w:eastAsia="Times New Roman" w:hAnsi="Franklin Gothic Book" w:cstheme="majorBidi"/>
+          <w:color w:val="373D3F"/>
+          <w:kern w:val="0"/>
+          <w:sz w:val="20"/>
+          <w:szCs w:val="20"/>
+          <w:lang w:val="en-US" w:eastAsia="en-GB"/>
+          <w14:ligatures w14:val="none"/>
+        </w:rPr>
+        <w:t xml:space="preserve"> in the filter menu.</w:t>
       </w:r>
     </w:p>
     <w:p>
@@ -5940,7 +7401,47 @@
           <w:lang w:val="en-US" w:eastAsia="en-GB"/>
           <w14:ligatures w14:val="none"/>
         </w:rPr>
-        <w:t>The system executes filterByAllergens() and updates the displayed menu to only show items that match the user's dietary restrictions.</w:t>
+        <w:t xml:space="preserve">The system executes </w:t>
+      </w:r>
+      <w:proofErr w:type="spellStart"/>
+      <w:proofErr w:type="gramStart"/>
+      <w:r>
+        <w:rPr>
+          <w:rFonts w:ascii="Franklin Gothic Book" w:eastAsia="Times New Roman" w:hAnsi="Franklin Gothic Book" w:cstheme="majorBidi"/>
+          <w:color w:val="373D3F"/>
+          <w:kern w:val="0"/>
+          <w:sz w:val="20"/>
+          <w:szCs w:val="20"/>
+          <w:lang w:val="en-US" w:eastAsia="en-GB"/>
+          <w14:ligatures w14:val="none"/>
+        </w:rPr>
+        <w:t>filterByAllergens</w:t>
+      </w:r>
+      <w:proofErr w:type="spellEnd"/>
+      <w:r>
+        <w:rPr>
+          <w:rFonts w:ascii="Franklin Gothic Book" w:eastAsia="Times New Roman" w:hAnsi="Franklin Gothic Book" w:cstheme="majorBidi"/>
+          <w:color w:val="373D3F"/>
+          <w:kern w:val="0"/>
+          <w:sz w:val="20"/>
+          <w:szCs w:val="20"/>
+          <w:lang w:val="en-US" w:eastAsia="en-GB"/>
+          <w14:ligatures w14:val="none"/>
+        </w:rPr>
+        <w:t>(</w:t>
+      </w:r>
+      <w:proofErr w:type="gramEnd"/>
+      <w:r>
+        <w:rPr>
+          <w:rFonts w:ascii="Franklin Gothic Book" w:eastAsia="Times New Roman" w:hAnsi="Franklin Gothic Book" w:cstheme="majorBidi"/>
+          <w:color w:val="373D3F"/>
+          <w:kern w:val="0"/>
+          <w:sz w:val="20"/>
+          <w:szCs w:val="20"/>
+          <w:lang w:val="en-US" w:eastAsia="en-GB"/>
+          <w14:ligatures w14:val="none"/>
+        </w:rPr>
+        <w:t>) and updates the displayed menu to only show items that match the user's dietary restrictions.</w:t>
       </w:r>
     </w:p>
     <w:p>
@@ -6019,7 +7520,47 @@
           <w:lang w:val="en-US" w:eastAsia="en-GB"/>
           <w14:ligatures w14:val="none"/>
         </w:rPr>
-        <w:t>Upon selecting a restaurant, the system shall display the associated menu items, including their price and calculated caloric value (getNutritionalValue()).</w:t>
+        <w:t>Upon selecting a restaurant, the system shall display the associated menu items, including their price and calculated caloric value (</w:t>
+      </w:r>
+      <w:proofErr w:type="spellStart"/>
+      <w:proofErr w:type="gramStart"/>
+      <w:r>
+        <w:rPr>
+          <w:rFonts w:ascii="Franklin Gothic Book" w:eastAsia="Times New Roman" w:hAnsi="Franklin Gothic Book" w:cstheme="majorBidi"/>
+          <w:color w:val="373D3F"/>
+          <w:kern w:val="0"/>
+          <w:sz w:val="20"/>
+          <w:szCs w:val="20"/>
+          <w:lang w:val="en-US" w:eastAsia="en-GB"/>
+          <w14:ligatures w14:val="none"/>
+        </w:rPr>
+        <w:t>getNutritionalValue</w:t>
+      </w:r>
+      <w:proofErr w:type="spellEnd"/>
+      <w:r>
+        <w:rPr>
+          <w:rFonts w:ascii="Franklin Gothic Book" w:eastAsia="Times New Roman" w:hAnsi="Franklin Gothic Book" w:cstheme="majorBidi"/>
+          <w:color w:val="373D3F"/>
+          <w:kern w:val="0"/>
+          <w:sz w:val="20"/>
+          <w:szCs w:val="20"/>
+          <w:lang w:val="en-US" w:eastAsia="en-GB"/>
+          <w14:ligatures w14:val="none"/>
+        </w:rPr>
+        <w:t>(</w:t>
+      </w:r>
+      <w:proofErr w:type="gramEnd"/>
+      <w:r>
+        <w:rPr>
+          <w:rFonts w:ascii="Franklin Gothic Book" w:eastAsia="Times New Roman" w:hAnsi="Franklin Gothic Book" w:cstheme="majorBidi"/>
+          <w:color w:val="373D3F"/>
+          <w:kern w:val="0"/>
+          <w:sz w:val="20"/>
+          <w:szCs w:val="20"/>
+          <w:lang w:val="en-US" w:eastAsia="en-GB"/>
+          <w14:ligatures w14:val="none"/>
+        </w:rPr>
+        <w:t>)).</w:t>
       </w:r>
     </w:p>
     <w:p>
@@ -6068,7 +7609,47 @@
           <w:lang w:val="en-US" w:eastAsia="en-GB"/>
           <w14:ligatures w14:val="none"/>
         </w:rPr>
-        <w:t>The system shall prominently display allergy content information for all menu items via the checkAllergen() method.</w:t>
+        <w:t xml:space="preserve">The system shall prominently display allergy content information for all menu items via the </w:t>
+      </w:r>
+      <w:proofErr w:type="spellStart"/>
+      <w:proofErr w:type="gramStart"/>
+      <w:r>
+        <w:rPr>
+          <w:rFonts w:ascii="Franklin Gothic Book" w:eastAsia="Times New Roman" w:hAnsi="Franklin Gothic Book" w:cstheme="majorBidi"/>
+          <w:color w:val="373D3F"/>
+          <w:kern w:val="0"/>
+          <w:sz w:val="20"/>
+          <w:szCs w:val="20"/>
+          <w:lang w:val="en-US" w:eastAsia="en-GB"/>
+          <w14:ligatures w14:val="none"/>
+        </w:rPr>
+        <w:t>checkAllergen</w:t>
+      </w:r>
+      <w:proofErr w:type="spellEnd"/>
+      <w:r>
+        <w:rPr>
+          <w:rFonts w:ascii="Franklin Gothic Book" w:eastAsia="Times New Roman" w:hAnsi="Franklin Gothic Book" w:cstheme="majorBidi"/>
+          <w:color w:val="373D3F"/>
+          <w:kern w:val="0"/>
+          <w:sz w:val="20"/>
+          <w:szCs w:val="20"/>
+          <w:lang w:val="en-US" w:eastAsia="en-GB"/>
+          <w14:ligatures w14:val="none"/>
+        </w:rPr>
+        <w:t>(</w:t>
+      </w:r>
+      <w:proofErr w:type="gramEnd"/>
+      <w:r>
+        <w:rPr>
+          <w:rFonts w:ascii="Franklin Gothic Book" w:eastAsia="Times New Roman" w:hAnsi="Franklin Gothic Book" w:cstheme="majorBidi"/>
+          <w:color w:val="373D3F"/>
+          <w:kern w:val="0"/>
+          <w:sz w:val="20"/>
+          <w:szCs w:val="20"/>
+          <w:lang w:val="en-US" w:eastAsia="en-GB"/>
+          <w14:ligatures w14:val="none"/>
+        </w:rPr>
+        <w:t>) method.</w:t>
       </w:r>
     </w:p>
     <w:p>
@@ -6379,7 +7960,73 @@
           <w:lang w:val="en-US" w:eastAsia="en-GB"/>
           <w14:ligatures w14:val="none"/>
         </w:rPr>
-        <w:t>The system calls getLiveStatus() to display the current averageWaitTime and seat availability.</w:t>
+        <w:t xml:space="preserve">The system calls </w:t>
+      </w:r>
+      <w:proofErr w:type="spellStart"/>
+      <w:proofErr w:type="gramStart"/>
+      <w:r>
+        <w:rPr>
+          <w:rFonts w:ascii="Franklin Gothic Book" w:eastAsia="Times New Roman" w:hAnsi="Franklin Gothic Book" w:cstheme="majorBidi"/>
+          <w:color w:val="373D3F"/>
+          <w:kern w:val="0"/>
+          <w:sz w:val="20"/>
+          <w:szCs w:val="20"/>
+          <w:lang w:val="en-US" w:eastAsia="en-GB"/>
+          <w14:ligatures w14:val="none"/>
+        </w:rPr>
+        <w:t>getLiveStatus</w:t>
+      </w:r>
+      <w:proofErr w:type="spellEnd"/>
+      <w:r>
+        <w:rPr>
+          <w:rFonts w:ascii="Franklin Gothic Book" w:eastAsia="Times New Roman" w:hAnsi="Franklin Gothic Book" w:cstheme="majorBidi"/>
+          <w:color w:val="373D3F"/>
+          <w:kern w:val="0"/>
+          <w:sz w:val="20"/>
+          <w:szCs w:val="20"/>
+          <w:lang w:val="en-US" w:eastAsia="en-GB"/>
+          <w14:ligatures w14:val="none"/>
+        </w:rPr>
+        <w:t>(</w:t>
+      </w:r>
+      <w:proofErr w:type="gramEnd"/>
+      <w:r>
+        <w:rPr>
+          <w:rFonts w:ascii="Franklin Gothic Book" w:eastAsia="Times New Roman" w:hAnsi="Franklin Gothic Book" w:cstheme="majorBidi"/>
+          <w:color w:val="373D3F"/>
+          <w:kern w:val="0"/>
+          <w:sz w:val="20"/>
+          <w:szCs w:val="20"/>
+          <w:lang w:val="en-US" w:eastAsia="en-GB"/>
+          <w14:ligatures w14:val="none"/>
+        </w:rPr>
+        <w:t xml:space="preserve">) to display the current </w:t>
+      </w:r>
+      <w:proofErr w:type="spellStart"/>
+      <w:r>
+        <w:rPr>
+          <w:rFonts w:ascii="Franklin Gothic Book" w:eastAsia="Times New Roman" w:hAnsi="Franklin Gothic Book" w:cstheme="majorBidi"/>
+          <w:color w:val="373D3F"/>
+          <w:kern w:val="0"/>
+          <w:sz w:val="20"/>
+          <w:szCs w:val="20"/>
+          <w:lang w:val="en-US" w:eastAsia="en-GB"/>
+          <w14:ligatures w14:val="none"/>
+        </w:rPr>
+        <w:t>averageWaitTime</w:t>
+      </w:r>
+      <w:proofErr w:type="spellEnd"/>
+      <w:r>
+        <w:rPr>
+          <w:rFonts w:ascii="Franklin Gothic Book" w:eastAsia="Times New Roman" w:hAnsi="Franklin Gothic Book" w:cstheme="majorBidi"/>
+          <w:color w:val="373D3F"/>
+          <w:kern w:val="0"/>
+          <w:sz w:val="20"/>
+          <w:szCs w:val="20"/>
+          <w:lang w:val="en-US" w:eastAsia="en-GB"/>
+          <w14:ligatures w14:val="none"/>
+        </w:rPr>
+        <w:t xml:space="preserve"> and seat availability.</w:t>
       </w:r>
     </w:p>
     <w:p>
@@ -6505,7 +8152,33 @@
           <w:lang w:val="en-US" w:eastAsia="en-GB"/>
           <w14:ligatures w14:val="none"/>
         </w:rPr>
-        <w:t>The system shall indicate whether seats are currently available (isAvailable) at the selected location.</w:t>
+        <w:t>The system shall indicate whether seats are currently available (</w:t>
+      </w:r>
+      <w:proofErr w:type="spellStart"/>
+      <w:r>
+        <w:rPr>
+          <w:rFonts w:ascii="Franklin Gothic Book" w:eastAsia="Times New Roman" w:hAnsi="Franklin Gothic Book" w:cstheme="majorBidi"/>
+          <w:color w:val="373D3F"/>
+          <w:kern w:val="0"/>
+          <w:sz w:val="20"/>
+          <w:szCs w:val="20"/>
+          <w:lang w:val="en-US" w:eastAsia="en-GB"/>
+          <w14:ligatures w14:val="none"/>
+        </w:rPr>
+        <w:t>isAvailable</w:t>
+      </w:r>
+      <w:proofErr w:type="spellEnd"/>
+      <w:r>
+        <w:rPr>
+          <w:rFonts w:ascii="Franklin Gothic Book" w:eastAsia="Times New Roman" w:hAnsi="Franklin Gothic Book" w:cstheme="majorBidi"/>
+          <w:color w:val="373D3F"/>
+          <w:kern w:val="0"/>
+          <w:sz w:val="20"/>
+          <w:szCs w:val="20"/>
+          <w:lang w:val="en-US" w:eastAsia="en-GB"/>
+          <w14:ligatures w14:val="none"/>
+        </w:rPr>
+        <w:t>) at the selected location.</w:t>
       </w:r>
     </w:p>
     <w:p>
@@ -6860,7 +8533,47 @@
           <w:lang w:val="en-US" w:eastAsia="en-GB"/>
           <w14:ligatures w14:val="none"/>
         </w:rPr>
-        <w:t>: The system processes postReview() to save and display the user's review.</w:t>
+        <w:t xml:space="preserve">: The system processes </w:t>
+      </w:r>
+      <w:proofErr w:type="spellStart"/>
+      <w:proofErr w:type="gramStart"/>
+      <w:r>
+        <w:rPr>
+          <w:rFonts w:ascii="Franklin Gothic Book" w:eastAsia="Times New Roman" w:hAnsi="Franklin Gothic Book" w:cstheme="majorBidi"/>
+          <w:color w:val="373D3F"/>
+          <w:kern w:val="0"/>
+          <w:sz w:val="20"/>
+          <w:szCs w:val="20"/>
+          <w:lang w:val="en-US" w:eastAsia="en-GB"/>
+          <w14:ligatures w14:val="none"/>
+        </w:rPr>
+        <w:t>postReview</w:t>
+      </w:r>
+      <w:proofErr w:type="spellEnd"/>
+      <w:r>
+        <w:rPr>
+          <w:rFonts w:ascii="Franklin Gothic Book" w:eastAsia="Times New Roman" w:hAnsi="Franklin Gothic Book" w:cstheme="majorBidi"/>
+          <w:color w:val="373D3F"/>
+          <w:kern w:val="0"/>
+          <w:sz w:val="20"/>
+          <w:szCs w:val="20"/>
+          <w:lang w:val="en-US" w:eastAsia="en-GB"/>
+          <w14:ligatures w14:val="none"/>
+        </w:rPr>
+        <w:t>(</w:t>
+      </w:r>
+      <w:proofErr w:type="gramEnd"/>
+      <w:r>
+        <w:rPr>
+          <w:rFonts w:ascii="Franklin Gothic Book" w:eastAsia="Times New Roman" w:hAnsi="Franklin Gothic Book" w:cstheme="majorBidi"/>
+          <w:color w:val="373D3F"/>
+          <w:kern w:val="0"/>
+          <w:sz w:val="20"/>
+          <w:szCs w:val="20"/>
+          <w:lang w:val="en-US" w:eastAsia="en-GB"/>
+          <w14:ligatures w14:val="none"/>
+        </w:rPr>
+        <w:t>) to save and display the user's review.</w:t>
       </w:r>
     </w:p>
     <w:p>
@@ -6939,7 +8652,47 @@
           <w:lang w:val="en-US" w:eastAsia="en-GB"/>
           <w14:ligatures w14:val="none"/>
         </w:rPr>
-        <w:t>: The system shall allow users to extend the seat checking feature by submitting reports on current seat availability (updateAvailability()).</w:t>
+        <w:t>: The system shall allow users to extend the seat checking feature by submitting reports on current seat availability (</w:t>
+      </w:r>
+      <w:proofErr w:type="spellStart"/>
+      <w:proofErr w:type="gramStart"/>
+      <w:r>
+        <w:rPr>
+          <w:rFonts w:ascii="Franklin Gothic Book" w:eastAsia="Times New Roman" w:hAnsi="Franklin Gothic Book" w:cstheme="majorBidi"/>
+          <w:color w:val="373D3F"/>
+          <w:kern w:val="0"/>
+          <w:sz w:val="20"/>
+          <w:szCs w:val="20"/>
+          <w:lang w:val="en-US" w:eastAsia="en-GB"/>
+          <w14:ligatures w14:val="none"/>
+        </w:rPr>
+        <w:t>updateAvailability</w:t>
+      </w:r>
+      <w:proofErr w:type="spellEnd"/>
+      <w:r>
+        <w:rPr>
+          <w:rFonts w:ascii="Franklin Gothic Book" w:eastAsia="Times New Roman" w:hAnsi="Franklin Gothic Book" w:cstheme="majorBidi"/>
+          <w:color w:val="373D3F"/>
+          <w:kern w:val="0"/>
+          <w:sz w:val="20"/>
+          <w:szCs w:val="20"/>
+          <w:lang w:val="en-US" w:eastAsia="en-GB"/>
+          <w14:ligatures w14:val="none"/>
+        </w:rPr>
+        <w:t>(</w:t>
+      </w:r>
+      <w:proofErr w:type="gramEnd"/>
+      <w:r>
+        <w:rPr>
+          <w:rFonts w:ascii="Franklin Gothic Book" w:eastAsia="Times New Roman" w:hAnsi="Franklin Gothic Book" w:cstheme="majorBidi"/>
+          <w:color w:val="373D3F"/>
+          <w:kern w:val="0"/>
+          <w:sz w:val="20"/>
+          <w:szCs w:val="20"/>
+          <w:lang w:val="en-US" w:eastAsia="en-GB"/>
+          <w14:ligatures w14:val="none"/>
+        </w:rPr>
+        <w:t>)).</w:t>
       </w:r>
     </w:p>
     <w:p>
@@ -7080,7 +8833,47 @@
           <w:lang w:val="en-US" w:eastAsia="en-GB"/>
           <w14:ligatures w14:val="none"/>
         </w:rPr>
-        <w:t xml:space="preserve"> The system shall allow users to validate nutritional data based on their personal experiences via the validateNutritionData() function.</w:t>
+        <w:t xml:space="preserve"> The system shall allow users to validate nutritional data based on their personal experiences via the </w:t>
+      </w:r>
+      <w:proofErr w:type="spellStart"/>
+      <w:proofErr w:type="gramStart"/>
+      <w:r>
+        <w:rPr>
+          <w:rFonts w:ascii="Franklin Gothic Book" w:eastAsia="Times New Roman" w:hAnsi="Franklin Gothic Book" w:cstheme="majorBidi"/>
+          <w:color w:val="373D3F"/>
+          <w:kern w:val="0"/>
+          <w:sz w:val="20"/>
+          <w:szCs w:val="20"/>
+          <w:lang w:val="en-US" w:eastAsia="en-GB"/>
+          <w14:ligatures w14:val="none"/>
+        </w:rPr>
+        <w:t>validateNutritionData</w:t>
+      </w:r>
+      <w:proofErr w:type="spellEnd"/>
+      <w:r>
+        <w:rPr>
+          <w:rFonts w:ascii="Franklin Gothic Book" w:eastAsia="Times New Roman" w:hAnsi="Franklin Gothic Book" w:cstheme="majorBidi"/>
+          <w:color w:val="373D3F"/>
+          <w:kern w:val="0"/>
+          <w:sz w:val="20"/>
+          <w:szCs w:val="20"/>
+          <w:lang w:val="en-US" w:eastAsia="en-GB"/>
+          <w14:ligatures w14:val="none"/>
+        </w:rPr>
+        <w:t>(</w:t>
+      </w:r>
+      <w:proofErr w:type="gramEnd"/>
+      <w:r>
+        <w:rPr>
+          <w:rFonts w:ascii="Franklin Gothic Book" w:eastAsia="Times New Roman" w:hAnsi="Franklin Gothic Book" w:cstheme="majorBidi"/>
+          <w:color w:val="373D3F"/>
+          <w:kern w:val="0"/>
+          <w:sz w:val="20"/>
+          <w:szCs w:val="20"/>
+          <w:lang w:val="en-US" w:eastAsia="en-GB"/>
+          <w14:ligatures w14:val="none"/>
+        </w:rPr>
+        <w:t>) function.</w:t>
       </w:r>
     </w:p>
     <w:p>
@@ -7725,17 +9518,188 @@
           <w14:ligatures w14:val="none"/>
         </w:rPr>
       </w:pPr>
-      <w:r>
-        <w:rPr>
-          <w:rFonts w:ascii="Franklin Gothic Book" w:eastAsia="Times New Roman" w:hAnsi="Franklin Gothic Book" w:cstheme="majorBidi"/>
-          <w:b/>
-          <w:bCs/>
-          <w:kern w:val="0"/>
-          <w:sz w:val="20"/>
-          <w:szCs w:val="20"/>
-          <w:lang w:val="en-US" w:eastAsia="en-GB"/>
-          <w14:ligatures w14:val="none"/>
-        </w:rPr>
+    </w:p>
+    <w:p>
+      <w:pPr>
+        <w:shd w:val="clear" w:color="auto" w:fill="FFFFFF"/>
+        <w:spacing w:before="240" w:after="0" w:line="240" w:lineRule="auto"/>
+        <w:jc w:val="both"/>
+        <w:rPr>
+          <w:rFonts w:ascii="Franklin Gothic Book" w:eastAsia="Times New Roman" w:hAnsi="Franklin Gothic Book" w:cstheme="majorBidi"/>
+          <w:b/>
+          <w:bCs/>
+          <w:kern w:val="0"/>
+          <w:sz w:val="20"/>
+          <w:szCs w:val="20"/>
+          <w:lang w:val="en-US" w:eastAsia="en-GB"/>
+          <w14:ligatures w14:val="none"/>
+        </w:rPr>
+      </w:pPr>
+    </w:p>
+    <w:p>
+      <w:pPr>
+        <w:shd w:val="clear" w:color="auto" w:fill="FFFFFF"/>
+        <w:spacing w:before="240" w:after="0" w:line="240" w:lineRule="auto"/>
+        <w:jc w:val="both"/>
+        <w:rPr>
+          <w:rFonts w:ascii="Franklin Gothic Book" w:eastAsia="Times New Roman" w:hAnsi="Franklin Gothic Book" w:cstheme="majorBidi"/>
+          <w:b/>
+          <w:bCs/>
+          <w:kern w:val="0"/>
+          <w:sz w:val="20"/>
+          <w:szCs w:val="20"/>
+          <w:lang w:val="en-US" w:eastAsia="en-GB"/>
+          <w14:ligatures w14:val="none"/>
+        </w:rPr>
+      </w:pPr>
+    </w:p>
+    <w:p>
+      <w:pPr>
+        <w:shd w:val="clear" w:color="auto" w:fill="FFFFFF"/>
+        <w:spacing w:before="240" w:after="0" w:line="240" w:lineRule="auto"/>
+        <w:jc w:val="both"/>
+        <w:rPr>
+          <w:rFonts w:ascii="Franklin Gothic Book" w:eastAsia="Times New Roman" w:hAnsi="Franklin Gothic Book" w:cstheme="majorBidi"/>
+          <w:b/>
+          <w:bCs/>
+          <w:kern w:val="0"/>
+          <w:sz w:val="20"/>
+          <w:szCs w:val="20"/>
+          <w:lang w:val="en-US" w:eastAsia="en-GB"/>
+          <w14:ligatures w14:val="none"/>
+        </w:rPr>
+      </w:pPr>
+    </w:p>
+    <w:p>
+      <w:pPr>
+        <w:shd w:val="clear" w:color="auto" w:fill="FFFFFF"/>
+        <w:spacing w:before="240" w:after="0" w:line="240" w:lineRule="auto"/>
+        <w:jc w:val="both"/>
+        <w:rPr>
+          <w:rFonts w:ascii="Franklin Gothic Book" w:eastAsia="Times New Roman" w:hAnsi="Franklin Gothic Book" w:cstheme="majorBidi"/>
+          <w:b/>
+          <w:bCs/>
+          <w:kern w:val="0"/>
+          <w:sz w:val="20"/>
+          <w:szCs w:val="20"/>
+          <w:lang w:val="en-US" w:eastAsia="en-GB"/>
+          <w14:ligatures w14:val="none"/>
+        </w:rPr>
+      </w:pPr>
+    </w:p>
+    <w:p>
+      <w:pPr>
+        <w:shd w:val="clear" w:color="auto" w:fill="FFFFFF"/>
+        <w:spacing w:before="240" w:after="0" w:line="240" w:lineRule="auto"/>
+        <w:jc w:val="both"/>
+        <w:rPr>
+          <w:rFonts w:ascii="Franklin Gothic Book" w:eastAsia="Times New Roman" w:hAnsi="Franklin Gothic Book" w:cstheme="majorBidi"/>
+          <w:b/>
+          <w:bCs/>
+          <w:kern w:val="0"/>
+          <w:sz w:val="20"/>
+          <w:szCs w:val="20"/>
+          <w:lang w:val="en-US" w:eastAsia="en-GB"/>
+          <w14:ligatures w14:val="none"/>
+        </w:rPr>
+      </w:pPr>
+    </w:p>
+    <w:p>
+      <w:pPr>
+        <w:shd w:val="clear" w:color="auto" w:fill="FFFFFF"/>
+        <w:spacing w:before="240" w:after="0" w:line="240" w:lineRule="auto"/>
+        <w:jc w:val="both"/>
+        <w:rPr>
+          <w:rFonts w:ascii="Franklin Gothic Book" w:eastAsia="Times New Roman" w:hAnsi="Franklin Gothic Book" w:cstheme="majorBidi"/>
+          <w:b/>
+          <w:bCs/>
+          <w:kern w:val="0"/>
+          <w:sz w:val="20"/>
+          <w:szCs w:val="20"/>
+          <w:lang w:val="en-US" w:eastAsia="en-GB"/>
+          <w14:ligatures w14:val="none"/>
+        </w:rPr>
+      </w:pPr>
+    </w:p>
+    <w:p>
+      <w:pPr>
+        <w:shd w:val="clear" w:color="auto" w:fill="FFFFFF"/>
+        <w:spacing w:before="240" w:after="0" w:line="240" w:lineRule="auto"/>
+        <w:jc w:val="both"/>
+        <w:rPr>
+          <w:rFonts w:ascii="Franklin Gothic Book" w:eastAsia="Times New Roman" w:hAnsi="Franklin Gothic Book" w:cstheme="majorBidi"/>
+          <w:b/>
+          <w:bCs/>
+          <w:kern w:val="0"/>
+          <w:sz w:val="20"/>
+          <w:szCs w:val="20"/>
+          <w:lang w:val="en-US" w:eastAsia="en-GB"/>
+          <w14:ligatures w14:val="none"/>
+        </w:rPr>
+      </w:pPr>
+    </w:p>
+    <w:p>
+      <w:pPr>
+        <w:shd w:val="clear" w:color="auto" w:fill="FFFFFF"/>
+        <w:spacing w:before="240" w:after="0" w:line="240" w:lineRule="auto"/>
+        <w:jc w:val="both"/>
+        <w:rPr>
+          <w:rFonts w:ascii="Franklin Gothic Book" w:eastAsia="Times New Roman" w:hAnsi="Franklin Gothic Book" w:cstheme="majorBidi"/>
+          <w:b/>
+          <w:bCs/>
+          <w:kern w:val="0"/>
+          <w:sz w:val="20"/>
+          <w:szCs w:val="20"/>
+          <w:lang w:val="en-US" w:eastAsia="en-GB"/>
+          <w14:ligatures w14:val="none"/>
+        </w:rPr>
+      </w:pPr>
+    </w:p>
+    <w:p>
+      <w:pPr>
+        <w:shd w:val="clear" w:color="auto" w:fill="FFFFFF"/>
+        <w:spacing w:before="240" w:after="0" w:line="240" w:lineRule="auto"/>
+        <w:jc w:val="both"/>
+        <w:rPr>
+          <w:rFonts w:ascii="Franklin Gothic Book" w:eastAsia="Times New Roman" w:hAnsi="Franklin Gothic Book" w:cstheme="majorBidi"/>
+          <w:b/>
+          <w:bCs/>
+          <w:kern w:val="0"/>
+          <w:sz w:val="20"/>
+          <w:szCs w:val="20"/>
+          <w:lang w:val="en-US" w:eastAsia="en-GB"/>
+          <w14:ligatures w14:val="none"/>
+        </w:rPr>
+      </w:pPr>
+    </w:p>
+    <w:p>
+      <w:pPr>
+        <w:shd w:val="clear" w:color="auto" w:fill="FFFFFF"/>
+        <w:spacing w:before="240" w:after="0" w:line="240" w:lineRule="auto"/>
+        <w:jc w:val="both"/>
+        <w:rPr>
+          <w:rFonts w:ascii="Franklin Gothic Book" w:eastAsia="Times New Roman" w:hAnsi="Franklin Gothic Book" w:cstheme="majorBidi"/>
+          <w:b/>
+          <w:bCs/>
+          <w:kern w:val="0"/>
+          <w:sz w:val="20"/>
+          <w:szCs w:val="20"/>
+          <w:lang w:val="en-US" w:eastAsia="en-GB"/>
+          <w14:ligatures w14:val="none"/>
+        </w:rPr>
+      </w:pPr>
+      <w:r>
+        <w:rPr>
+          <w:rFonts w:ascii="Franklin Gothic Book" w:eastAsia="Times New Roman" w:hAnsi="Franklin Gothic Book" w:cstheme="majorBidi"/>
+          <w:b/>
+          <w:bCs/>
+          <w:kern w:val="0"/>
+          <w:sz w:val="20"/>
+          <w:szCs w:val="20"/>
+          <w:lang w:val="en-US" w:eastAsia="en-GB"/>
+          <w14:ligatures w14:val="none"/>
+        </w:rPr>
+        <w:lastRenderedPageBreak/>
         <w:t xml:space="preserve">7. Diagrams </w:t>
       </w:r>
       <w:r>
@@ -7775,7 +9739,31 @@
           <w:lang w:val="en-US" w:eastAsia="en-GB"/>
           <w14:ligatures w14:val="none"/>
         </w:rPr>
-        <w:t>This section provides the reader with use-case, class and other diagrams in order to provide further context and hone the readers’ understanding of the project.</w:t>
+        <w:t xml:space="preserve">This section provides the reader with use-case, class and other diagrams </w:t>
+      </w:r>
+      <w:proofErr w:type="gramStart"/>
+      <w:r>
+        <w:rPr>
+          <w:rFonts w:ascii="Franklin Gothic Book" w:eastAsia="Times New Roman" w:hAnsi="Franklin Gothic Book" w:cstheme="majorBidi"/>
+          <w:kern w:val="0"/>
+          <w:sz w:val="20"/>
+          <w:szCs w:val="20"/>
+          <w:lang w:val="en-US" w:eastAsia="en-GB"/>
+          <w14:ligatures w14:val="none"/>
+        </w:rPr>
+        <w:t>in order to</w:t>
+      </w:r>
+      <w:proofErr w:type="gramEnd"/>
+      <w:r>
+        <w:rPr>
+          <w:rFonts w:ascii="Franklin Gothic Book" w:eastAsia="Times New Roman" w:hAnsi="Franklin Gothic Book" w:cstheme="majorBidi"/>
+          <w:kern w:val="0"/>
+          <w:sz w:val="20"/>
+          <w:szCs w:val="20"/>
+          <w:lang w:val="en-US" w:eastAsia="en-GB"/>
+          <w14:ligatures w14:val="none"/>
+        </w:rPr>
+        <w:t xml:space="preserve"> provide further context and hone the readers’ understanding of the project.</w:t>
       </w:r>
     </w:p>
     <w:p>
@@ -7801,7 +9789,6 @@
         <w:rPr>
           <w:noProof/>
         </w:rPr>
-        <w:lastRenderedPageBreak/>
         <w:drawing>
           <wp:inline distT="0" distB="0" distL="0" distR="0" wp14:anchorId="3697E1E5" wp14:editId="764D1ACC">
             <wp:extent cx="5731510" cy="4059555"/>
@@ -7916,6 +9903,7 @@
           <w:szCs w:val="18"/>
           <w:lang w:val="en-US"/>
         </w:rPr>
+        <w:lastRenderedPageBreak/>
         <w:drawing>
           <wp:inline distT="0" distB="0" distL="0" distR="0" wp14:anchorId="0725EF50" wp14:editId="5E75C1BC">
             <wp:extent cx="5731510" cy="1034415"/>
@@ -10443,6 +12431,119 @@
     </w:lvl>
   </w:abstractNum>
   <w:abstractNum w:abstractNumId="19" w15:restartNumberingAfterBreak="0">
+    <w:nsid w:val="5A2F7AF5"/>
+    <w:multiLevelType w:val="multilevel"/>
+    <w:tmpl w:val="BA3646F6"/>
+    <w:lvl w:ilvl="0">
+      <w:start w:val="1"/>
+      <w:numFmt w:val="decimal"/>
+      <w:lvlText w:val="%1."/>
+      <w:lvlJc w:val="left"/>
+      <w:pPr>
+        <w:tabs>
+          <w:tab w:val="num" w:pos="720"/>
+        </w:tabs>
+        <w:ind w:left="720" w:hanging="360"/>
+      </w:pPr>
+    </w:lvl>
+    <w:lvl w:ilvl="1" w:tentative="1">
+      <w:start w:val="1"/>
+      <w:numFmt w:val="decimal"/>
+      <w:lvlText w:val="%2."/>
+      <w:lvlJc w:val="left"/>
+      <w:pPr>
+        <w:tabs>
+          <w:tab w:val="num" w:pos="1440"/>
+        </w:tabs>
+        <w:ind w:left="1440" w:hanging="360"/>
+      </w:pPr>
+    </w:lvl>
+    <w:lvl w:ilvl="2" w:tentative="1">
+      <w:start w:val="1"/>
+      <w:numFmt w:val="decimal"/>
+      <w:lvlText w:val="%3."/>
+      <w:lvlJc w:val="left"/>
+      <w:pPr>
+        <w:tabs>
+          <w:tab w:val="num" w:pos="2160"/>
+        </w:tabs>
+        <w:ind w:left="2160" w:hanging="360"/>
+      </w:pPr>
+    </w:lvl>
+    <w:lvl w:ilvl="3" w:tentative="1">
+      <w:start w:val="1"/>
+      <w:numFmt w:val="decimal"/>
+      <w:lvlText w:val="%4."/>
+      <w:lvlJc w:val="left"/>
+      <w:pPr>
+        <w:tabs>
+          <w:tab w:val="num" w:pos="2880"/>
+        </w:tabs>
+        <w:ind w:left="2880" w:hanging="360"/>
+      </w:pPr>
+    </w:lvl>
+    <w:lvl w:ilvl="4" w:tentative="1">
+      <w:start w:val="1"/>
+      <w:numFmt w:val="decimal"/>
+      <w:lvlText w:val="%5."/>
+      <w:lvlJc w:val="left"/>
+      <w:pPr>
+        <w:tabs>
+          <w:tab w:val="num" w:pos="3600"/>
+        </w:tabs>
+        <w:ind w:left="3600" w:hanging="360"/>
+      </w:pPr>
+    </w:lvl>
+    <w:lvl w:ilvl="5" w:tentative="1">
+      <w:start w:val="1"/>
+      <w:numFmt w:val="decimal"/>
+      <w:lvlText w:val="%6."/>
+      <w:lvlJc w:val="left"/>
+      <w:pPr>
+        <w:tabs>
+          <w:tab w:val="num" w:pos="4320"/>
+        </w:tabs>
+        <w:ind w:left="4320" w:hanging="360"/>
+      </w:pPr>
+    </w:lvl>
+    <w:lvl w:ilvl="6" w:tentative="1">
+      <w:start w:val="1"/>
+      <w:numFmt w:val="decimal"/>
+      <w:lvlText w:val="%7."/>
+      <w:lvlJc w:val="left"/>
+      <w:pPr>
+        <w:tabs>
+          <w:tab w:val="num" w:pos="5040"/>
+        </w:tabs>
+        <w:ind w:left="5040" w:hanging="360"/>
+      </w:pPr>
+    </w:lvl>
+    <w:lvl w:ilvl="7" w:tentative="1">
+      <w:start w:val="1"/>
+      <w:numFmt w:val="decimal"/>
+      <w:lvlText w:val="%8."/>
+      <w:lvlJc w:val="left"/>
+      <w:pPr>
+        <w:tabs>
+          <w:tab w:val="num" w:pos="5760"/>
+        </w:tabs>
+        <w:ind w:left="5760" w:hanging="360"/>
+      </w:pPr>
+    </w:lvl>
+    <w:lvl w:ilvl="8" w:tentative="1">
+      <w:start w:val="1"/>
+      <w:numFmt w:val="decimal"/>
+      <w:lvlText w:val="%9."/>
+      <w:lvlJc w:val="left"/>
+      <w:pPr>
+        <w:tabs>
+          <w:tab w:val="num" w:pos="6480"/>
+        </w:tabs>
+        <w:ind w:left="6480" w:hanging="360"/>
+      </w:pPr>
+    </w:lvl>
+  </w:abstractNum>
+  <w:abstractNum w:abstractNumId="20" w15:restartNumberingAfterBreak="0">
     <w:nsid w:val="5A6C2ABC"/>
     <w:multiLevelType w:val="multilevel"/>
     <w:tmpl w:val="4B6A932E"/>
@@ -10591,7 +12692,7 @@
       </w:rPr>
     </w:lvl>
   </w:abstractNum>
-  <w:abstractNum w:abstractNumId="20" w15:restartNumberingAfterBreak="0">
+  <w:abstractNum w:abstractNumId="21" w15:restartNumberingAfterBreak="0">
     <w:nsid w:val="5ABE7896"/>
     <w:multiLevelType w:val="hybridMultilevel"/>
     <w:tmpl w:val="D284A48C"/>
@@ -10704,7 +12805,7 @@
       </w:rPr>
     </w:lvl>
   </w:abstractNum>
-  <w:abstractNum w:abstractNumId="21" w15:restartNumberingAfterBreak="0">
+  <w:abstractNum w:abstractNumId="22" w15:restartNumberingAfterBreak="0">
     <w:nsid w:val="5D2D488A"/>
     <w:multiLevelType w:val="hybridMultilevel"/>
     <w:tmpl w:val="2FF0704A"/>
@@ -10817,7 +12918,7 @@
       </w:rPr>
     </w:lvl>
   </w:abstractNum>
-  <w:abstractNum w:abstractNumId="22" w15:restartNumberingAfterBreak="0">
+  <w:abstractNum w:abstractNumId="23" w15:restartNumberingAfterBreak="0">
     <w:nsid w:val="5E650E2B"/>
     <w:multiLevelType w:val="hybridMultilevel"/>
     <w:tmpl w:val="8B189B32"/>
@@ -10930,7 +13031,7 @@
       </w:rPr>
     </w:lvl>
   </w:abstractNum>
-  <w:abstractNum w:abstractNumId="23" w15:restartNumberingAfterBreak="0">
+  <w:abstractNum w:abstractNumId="24" w15:restartNumberingAfterBreak="0">
     <w:nsid w:val="641D6960"/>
     <w:multiLevelType w:val="hybridMultilevel"/>
     <w:tmpl w:val="0E4856B8"/>
@@ -11043,7 +13144,7 @@
       </w:rPr>
     </w:lvl>
   </w:abstractNum>
-  <w:abstractNum w:abstractNumId="24" w15:restartNumberingAfterBreak="0">
+  <w:abstractNum w:abstractNumId="25" w15:restartNumberingAfterBreak="0">
     <w:nsid w:val="6B403892"/>
     <w:multiLevelType w:val="multilevel"/>
     <w:tmpl w:val="0B88D58E"/>
@@ -11192,7 +13293,7 @@
       </w:rPr>
     </w:lvl>
   </w:abstractNum>
-  <w:abstractNum w:abstractNumId="25" w15:restartNumberingAfterBreak="0">
+  <w:abstractNum w:abstractNumId="26" w15:restartNumberingAfterBreak="0">
     <w:nsid w:val="6D121C37"/>
     <w:multiLevelType w:val="hybridMultilevel"/>
     <w:tmpl w:val="2C8E9FF2"/>
@@ -11305,7 +13406,7 @@
       </w:rPr>
     </w:lvl>
   </w:abstractNum>
-  <w:abstractNum w:abstractNumId="26" w15:restartNumberingAfterBreak="0">
+  <w:abstractNum w:abstractNumId="27" w15:restartNumberingAfterBreak="0">
     <w:nsid w:val="74873CBD"/>
     <w:multiLevelType w:val="hybridMultilevel"/>
     <w:tmpl w:val="2AFEC74C"/>
@@ -11418,7 +13519,7 @@
       </w:rPr>
     </w:lvl>
   </w:abstractNum>
-  <w:abstractNum w:abstractNumId="27" w15:restartNumberingAfterBreak="0">
+  <w:abstractNum w:abstractNumId="28" w15:restartNumberingAfterBreak="0">
     <w:nsid w:val="759075E0"/>
     <w:multiLevelType w:val="multilevel"/>
     <w:tmpl w:val="A9689B0E"/>
@@ -11567,7 +13668,7 @@
       </w:rPr>
     </w:lvl>
   </w:abstractNum>
-  <w:abstractNum w:abstractNumId="28" w15:restartNumberingAfterBreak="0">
+  <w:abstractNum w:abstractNumId="29" w15:restartNumberingAfterBreak="0">
     <w:nsid w:val="780E15C8"/>
     <w:multiLevelType w:val="hybridMultilevel"/>
     <w:tmpl w:val="A16C286A"/>
@@ -11687,7 +13788,7 @@
     <w:abstractNumId w:val="4"/>
   </w:num>
   <w:num w:numId="3" w16cid:durableId="1194884458">
-    <w:abstractNumId w:val="26"/>
+    <w:abstractNumId w:val="27"/>
   </w:num>
   <w:num w:numId="4" w16cid:durableId="1923025895">
     <w:abstractNumId w:val="14"/>
@@ -11699,16 +13800,16 @@
     <w:abstractNumId w:val="13"/>
   </w:num>
   <w:num w:numId="7" w16cid:durableId="894704167">
-    <w:abstractNumId w:val="25"/>
+    <w:abstractNumId w:val="26"/>
   </w:num>
   <w:num w:numId="8" w16cid:durableId="1568108219">
-    <w:abstractNumId w:val="22"/>
+    <w:abstractNumId w:val="23"/>
   </w:num>
   <w:num w:numId="9" w16cid:durableId="735318307">
     <w:abstractNumId w:val="8"/>
   </w:num>
   <w:num w:numId="10" w16cid:durableId="305206576">
-    <w:abstractNumId w:val="21"/>
+    <w:abstractNumId w:val="22"/>
   </w:num>
   <w:num w:numId="11" w16cid:durableId="1287390399">
     <w:abstractNumId w:val="17"/>
@@ -11717,7 +13818,7 @@
     <w:abstractNumId w:val="3"/>
   </w:num>
   <w:num w:numId="13" w16cid:durableId="2105345249">
-    <w:abstractNumId w:val="23"/>
+    <w:abstractNumId w:val="24"/>
   </w:num>
   <w:num w:numId="14" w16cid:durableId="1330527269">
     <w:abstractNumId w:val="6"/>
@@ -11732,10 +13833,10 @@
     <w:abstractNumId w:val="11"/>
   </w:num>
   <w:num w:numId="18" w16cid:durableId="1842814536">
-    <w:abstractNumId w:val="20"/>
+    <w:abstractNumId w:val="21"/>
   </w:num>
   <w:num w:numId="19" w16cid:durableId="1781991623">
-    <w:abstractNumId w:val="28"/>
+    <w:abstractNumId w:val="29"/>
   </w:num>
   <w:num w:numId="20" w16cid:durableId="82066671">
     <w:abstractNumId w:val="7"/>
@@ -11750,22 +13851,25 @@
     <w:abstractNumId w:val="1"/>
   </w:num>
   <w:num w:numId="24" w16cid:durableId="2029526642">
-    <w:abstractNumId w:val="27"/>
+    <w:abstractNumId w:val="28"/>
   </w:num>
   <w:num w:numId="25" w16cid:durableId="1759867279">
     <w:abstractNumId w:val="12"/>
   </w:num>
   <w:num w:numId="26" w16cid:durableId="2003850795">
-    <w:abstractNumId w:val="19"/>
+    <w:abstractNumId w:val="20"/>
   </w:num>
   <w:num w:numId="27" w16cid:durableId="822351032">
-    <w:abstractNumId w:val="24"/>
+    <w:abstractNumId w:val="25"/>
   </w:num>
   <w:num w:numId="28" w16cid:durableId="1792241391">
     <w:abstractNumId w:val="5"/>
   </w:num>
   <w:num w:numId="29" w16cid:durableId="145052187">
     <w:abstractNumId w:val="0"/>
+  </w:num>
+  <w:num w:numId="30" w16cid:durableId="1571112359">
+    <w:abstractNumId w:val="19"/>
   </w:num>
 </w:numbering>
 </file>
